--- a/视频/对照文本/17-文本.docx
+++ b/视频/对照文本/17-文本.docx
@@ -289,6 +289,15 @@
               </w:rPr>
               <w:t>工人</w:t>
             </w:r>
+            <w:r>
+              <w:rPr>
+                <w:rFonts w:ascii="Calibri" w:hAnsi="Calibri" w:eastAsia="微软雅黑"/>
+                <w:b w:val="0"/>
+                <w:color w:val="AAC4B6"/>
+                <w:sz w:val="21"/>
+              </w:rPr>
+              <w:t>，</w:t>
+            </w:r>
           </w:p>
         </w:tc>
       </w:tr>
@@ -407,7 +416,7 @@
                 <w:color w:val="F472B6"/>
                 <w:sz w:val="21"/>
               </w:rPr>
-              <w:t>发现了</w:t>
+              <w:t>发掘出了</w:t>
             </w:r>
           </w:p>
         </w:tc>
@@ -445,7 +454,7 @@
                 <w:color w:val="C4B5FD"/>
                 <w:sz w:val="21"/>
               </w:rPr>
-              <w:t>凿入</w:t>
+              <w:t>雕刻在</w:t>
             </w:r>
             <w:r>
               <w:rPr>
@@ -463,7 +472,7 @@
                 <w:color w:val="AAC4B6"/>
                 <w:sz w:val="21"/>
               </w:rPr>
-              <w:t>岩石的</w:t>
+              <w:t>岩石</w:t>
             </w:r>
             <w:r>
               <w:rPr>
@@ -478,10 +487,46 @@
               <w:rPr>
                 <w:rFonts w:ascii="Calibri" w:hAnsi="Calibri" w:eastAsia="微软雅黑"/>
                 <w:b/>
+                <w:color w:val="C4B5FD"/>
+                <w:sz w:val="21"/>
+              </w:rPr>
+              <w:t>上面</w:t>
+            </w:r>
+            <w:r>
+              <w:rPr>
+                <w:rFonts w:ascii="Calibri" w:hAnsi="Calibri" w:eastAsia="微软雅黑"/>
+                <w:b w:val="0"/>
+                <w:color w:val="AAC4B6"/>
+                <w:sz w:val="21"/>
+              </w:rPr>
+              <w:t xml:space="preserve"> </w:t>
+            </w:r>
+            <w:r>
+              <w:rPr>
+                <w:rFonts w:ascii="Calibri" w:hAnsi="Calibri" w:eastAsia="微软雅黑"/>
+                <w:b w:val="0"/>
+                <w:color w:val="AAC4B6"/>
+                <w:sz w:val="21"/>
+              </w:rPr>
+              <w:t>的</w:t>
+            </w:r>
+            <w:r>
+              <w:rPr>
+                <w:rFonts w:ascii="Calibri" w:hAnsi="Calibri" w:eastAsia="微软雅黑"/>
+                <w:b w:val="0"/>
+                <w:color w:val="AAC4B6"/>
+                <w:sz w:val="21"/>
+              </w:rPr>
+              <w:t xml:space="preserve"> </w:t>
+            </w:r>
+            <w:r>
+              <w:rPr>
+                <w:rFonts w:ascii="Calibri" w:hAnsi="Calibri" w:eastAsia="微软雅黑"/>
+                <w:b/>
                 <w:color w:val="BEF264"/>
                 <w:sz w:val="21"/>
               </w:rPr>
-              <w:t>台阶</w:t>
+              <w:t>阶梯</w:t>
             </w:r>
             <w:r>
               <w:rPr>
@@ -510,6 +555,8 @@
         <w:t>（engaged by…：过去分词短语作后置定语，修饰 labourers；</w:t>
         <w:br/>
         <w:t>carved into the rock 同样作后置定语，修饰 staircase）</w:t>
+        <w:br/>
+        <w:t>（@carved into the rock 文字、图案或符号被雕刻在石头表面并留下刻痕）</w:t>
       </w:r>
     </w:p>
     <w:p>
@@ -1160,7 +1207,7 @@
                 <w:color w:val="38BDF8"/>
                 <w:sz w:val="21"/>
               </w:rPr>
-              <w:t>惊人的</w:t>
+              <w:t>惊人的/壮观的</w:t>
             </w:r>
             <w:r>
               <w:rPr>
@@ -1178,7 +1225,7 @@
                 <w:color w:val="AAC4B6"/>
                 <w:sz w:val="21"/>
               </w:rPr>
-              <w:t>发现</w:t>
+              <w:t>发现，</w:t>
             </w:r>
           </w:p>
         </w:tc>
@@ -1216,7 +1263,34 @@
                 <w:color w:val="AAC4B6"/>
                 <w:sz w:val="21"/>
               </w:rPr>
-              <w:t>全世界。</w:t>
+              <w:t>全世界的</w:t>
+            </w:r>
+            <w:r>
+              <w:rPr>
+                <w:rFonts w:ascii="Calibri" w:hAnsi="Calibri" w:eastAsia="微软雅黑"/>
+                <w:b w:val="0"/>
+                <w:color w:val="AAC4B6"/>
+                <w:sz w:val="21"/>
+              </w:rPr>
+              <w:t xml:space="preserve"> </w:t>
+            </w:r>
+            <w:r>
+              <w:rPr>
+                <w:rFonts w:ascii="Calibri" w:hAnsi="Calibri" w:eastAsia="微软雅黑"/>
+                <w:b/>
+                <w:color w:val="F472B6"/>
+                <w:sz w:val="21"/>
+              </w:rPr>
+              <w:t>注意力</w:t>
+            </w:r>
+            <w:r>
+              <w:rPr>
+                <w:rFonts w:ascii="Calibri" w:hAnsi="Calibri" w:eastAsia="微软雅黑"/>
+                <w:b w:val="0"/>
+                <w:color w:val="AAC4B6"/>
+                <w:sz w:val="21"/>
+              </w:rPr>
+              <w:t>。</w:t>
             </w:r>
           </w:p>
         </w:tc>
@@ -1344,7 +1418,7 @@
                 <w:color w:val="AAC4B6"/>
                 <w:sz w:val="21"/>
               </w:rPr>
-              <w:t>把</w:t>
+              <w:t>将</w:t>
             </w:r>
             <w:r>
               <w:rPr>
@@ -1362,7 +1436,7 @@
                 <w:color w:val="BEF264"/>
                 <w:sz w:val="21"/>
               </w:rPr>
-              <w:t>独家</w:t>
+              <w:t>独家的</w:t>
             </w:r>
             <w:r>
               <w:rPr>
@@ -1380,7 +1454,7 @@
                 <w:color w:val="AAC4B6"/>
                 <w:sz w:val="21"/>
               </w:rPr>
-              <w:t>报道权卖给了《泰晤士报》，</w:t>
+              <w:t>新闻报道权卖给了《泰晤士报》，</w:t>
             </w:r>
           </w:p>
         </w:tc>
@@ -1801,16 +1875,7 @@
                 <w:color w:val="AAC4B6"/>
                 <w:sz w:val="21"/>
               </w:rPr>
-              <w:t>只好</w:t>
-            </w:r>
-            <w:r>
-              <w:rPr>
-                <w:rFonts w:ascii="Calibri" w:hAnsi="Calibri" w:eastAsia="微软雅黑"/>
-                <w:b w:val="0"/>
-                <w:color w:val="AAC4B6"/>
-                <w:sz w:val="21"/>
-              </w:rPr>
-              <w:t xml:space="preserve"> </w:t>
+              <w:t>（只能）</w:t>
             </w:r>
             <w:r>
               <w:rPr>
@@ -1819,7 +1884,7 @@
                 <w:color w:val="FCA5A5"/>
                 <w:sz w:val="21"/>
               </w:rPr>
-              <w:t>求助于</w:t>
+              <w:t>诉诸于</w:t>
             </w:r>
             <w:r>
               <w:rPr>
@@ -1866,7 +1931,7 @@
                 <w:color w:val="AAC4B6"/>
                 <w:sz w:val="21"/>
               </w:rPr>
-              <w:t>或去找了外界的</w:t>
+              <w:t>或者是找外界的</w:t>
             </w:r>
             <w:r>
               <w:rPr>
@@ -1884,7 +1949,7 @@
                 <w:color w:val="38BDF8"/>
                 <w:sz w:val="21"/>
               </w:rPr>
-              <w:t>评论家</w:t>
+              <w:t>评论员</w:t>
             </w:r>
             <w:r>
               <w:rPr>
@@ -1910,7 +1975,7 @@
           <w:color w:val="AAC4B6"/>
           <w:sz w:val="20"/>
         </w:rPr>
-        <w:t>（resort to：不得已而采用，求助于）</w:t>
+        <w:t>（resort to：不得已而采用，诉诸于）</w:t>
       </w:r>
     </w:p>
     <w:p>
@@ -1975,7 +2040,25 @@
                 <w:color w:val="F0F7F2"/>
                 <w:sz w:val="26"/>
               </w:rPr>
-              <w:t>the best-selling novelist Marie Corelli</w:t>
+              <w:t xml:space="preserve">the </w:t>
+            </w:r>
+            <w:r>
+              <w:rPr>
+                <w:rFonts w:ascii="Calibri" w:hAnsi="Calibri" w:eastAsia="微软雅黑"/>
+                <w:b/>
+                <w:color w:val="F472B6"/>
+                <w:sz w:val="26"/>
+              </w:rPr>
+              <w:t>best-selling</w:t>
+            </w:r>
+            <w:r>
+              <w:rPr>
+                <w:rFonts w:ascii="Calibri" w:hAnsi="Calibri" w:eastAsia="微软雅黑"/>
+                <w:b w:val="0"/>
+                <w:color w:val="F0F7F2"/>
+                <w:sz w:val="26"/>
+              </w:rPr>
+              <w:t xml:space="preserve"> novelist Marie Corelli</w:t>
             </w:r>
           </w:p>
         </w:tc>
@@ -2033,11 +2116,29 @@
             <w:r>
               <w:rPr>
                 <w:rFonts w:ascii="Calibri" w:hAnsi="Calibri" w:eastAsia="微软雅黑"/>
+                <w:b/>
+                <w:color w:val="F472B6"/>
+                <w:sz w:val="21"/>
+              </w:rPr>
+              <w:t>畅销</w:t>
+            </w:r>
+            <w:r>
+              <w:rPr>
+                <w:rFonts w:ascii="Calibri" w:hAnsi="Calibri" w:eastAsia="微软雅黑"/>
                 <w:b w:val="0"/>
                 <w:color w:val="AAC4B6"/>
                 <w:sz w:val="21"/>
               </w:rPr>
-              <w:t>畅销小说家玛丽·科雷利</w:t>
+              <w:t xml:space="preserve"> </w:t>
+            </w:r>
+            <w:r>
+              <w:rPr>
+                <w:rFonts w:ascii="Calibri" w:hAnsi="Calibri" w:eastAsia="微软雅黑"/>
+                <w:b w:val="0"/>
+                <w:color w:val="AAC4B6"/>
+                <w:sz w:val="21"/>
+              </w:rPr>
+              <w:t>小说家玛丽·科雷利</w:t>
             </w:r>
           </w:p>
         </w:tc>
@@ -2106,7 +2207,7 @@
               <w:rPr>
                 <w:rFonts w:ascii="Calibri" w:hAnsi="Calibri" w:eastAsia="微软雅黑"/>
                 <w:b/>
-                <w:color w:val="F472B6"/>
+                <w:color w:val="BEF264"/>
                 <w:sz w:val="26"/>
               </w:rPr>
               <w:t>dire</w:t>
@@ -2124,7 +2225,7 @@
               <w:rPr>
                 <w:rFonts w:ascii="Calibri" w:hAnsi="Calibri" w:eastAsia="微软雅黑"/>
                 <w:b/>
-                <w:color w:val="BEF264"/>
+                <w:color w:val="C4B5FD"/>
                 <w:sz w:val="26"/>
               </w:rPr>
               <w:t>punishment</w:t>
@@ -2173,7 +2274,7 @@
               <w:rPr>
                 <w:rFonts w:ascii="Calibri" w:hAnsi="Calibri" w:eastAsia="微软雅黑"/>
                 <w:b/>
-                <w:color w:val="C4B5FD"/>
+                <w:color w:val="FB923C"/>
                 <w:sz w:val="26"/>
               </w:rPr>
               <w:t>tomb</w:t>
@@ -2204,10 +2305,10 @@
               <w:rPr>
                 <w:rFonts w:ascii="Calibri" w:hAnsi="Calibri" w:eastAsia="微软雅黑"/>
                 <w:b/>
-                <w:color w:val="F472B6"/>
+                <w:color w:val="BEF264"/>
                 <w:sz w:val="21"/>
               </w:rPr>
-              <w:t>可怕的</w:t>
+              <w:t>极其严重的</w:t>
             </w:r>
             <w:r>
               <w:rPr>
@@ -2222,7 +2323,7 @@
               <w:rPr>
                 <w:rFonts w:ascii="Calibri" w:hAnsi="Calibri" w:eastAsia="微软雅黑"/>
                 <w:b/>
-                <w:color w:val="BEF264"/>
+                <w:color w:val="C4B5FD"/>
                 <w:sz w:val="21"/>
               </w:rPr>
               <w:t>惩罚</w:t>
@@ -2280,7 +2381,7 @@
               <w:rPr>
                 <w:rFonts w:ascii="Calibri" w:hAnsi="Calibri" w:eastAsia="微软雅黑"/>
                 <w:b/>
-                <w:color w:val="C4B5FD"/>
+                <w:color w:val="FB923C"/>
                 <w:sz w:val="21"/>
               </w:rPr>
               <w:t>陵墓</w:t>
@@ -2319,6 +2420,8 @@
           <w:sz w:val="20"/>
         </w:rPr>
         <w:t>（that…：宾语从句；who…：定语从句，修饰 anyone）</w:t>
+        <w:br/>
+        <w:t>（@dire 情况、后果或处境极其严重，糟糕到令人担忧，通常还带有强烈的紧迫感。）</w:t>
       </w:r>
     </w:p>
     <w:p>
@@ -2369,7 +2472,7 @@
               <w:rPr>
                 <w:rFonts w:ascii="Calibri" w:hAnsi="Calibri" w:eastAsia="微软雅黑"/>
                 <w:b/>
-                <w:color w:val="FB923C"/>
+                <w:color w:val="5EEAD4"/>
                 <w:sz w:val="26"/>
               </w:rPr>
               <w:t>fortnight</w:t>
@@ -2427,7 +2530,7 @@
               <w:rPr>
                 <w:rFonts w:ascii="Calibri" w:hAnsi="Calibri" w:eastAsia="微软雅黑"/>
                 <w:b/>
-                <w:color w:val="5EEAD4"/>
+                <w:color w:val="FCA5A5"/>
                 <w:sz w:val="26"/>
               </w:rPr>
               <w:t>uncanny</w:t>
@@ -2457,11 +2560,20 @@
             <w:r>
               <w:rPr>
                 <w:rFonts w:ascii="Calibri" w:hAnsi="Calibri" w:eastAsia="微软雅黑"/>
+                <w:b/>
+                <w:color w:val="5EEAD4"/>
+                <w:sz w:val="21"/>
+              </w:rPr>
+              <w:t>两周</w:t>
+            </w:r>
+            <w:r>
+              <w:rPr>
+                <w:rFonts w:ascii="Calibri" w:hAnsi="Calibri" w:eastAsia="微软雅黑"/>
                 <w:b w:val="0"/>
                 <w:color w:val="AAC4B6"/>
                 <w:sz w:val="21"/>
               </w:rPr>
-              <w:t>不到</w:t>
+              <w:t xml:space="preserve"> </w:t>
             </w:r>
             <w:r>
               <w:rPr>
@@ -2470,25 +2582,7 @@
                 <w:color w:val="AAC4B6"/>
                 <w:sz w:val="21"/>
               </w:rPr>
-              <w:t xml:space="preserve"> </w:t>
-            </w:r>
-            <w:r>
-              <w:rPr>
-                <w:rFonts w:ascii="Calibri" w:hAnsi="Calibri" w:eastAsia="微软雅黑"/>
-                <w:b/>
-                <w:color w:val="FB923C"/>
-                <w:sz w:val="21"/>
-              </w:rPr>
-              <w:t>两星期</w:t>
-            </w:r>
-            <w:r>
-              <w:rPr>
-                <w:rFonts w:ascii="Calibri" w:hAnsi="Calibri" w:eastAsia="微软雅黑"/>
-                <w:b w:val="0"/>
-                <w:color w:val="AAC4B6"/>
-                <w:sz w:val="21"/>
-              </w:rPr>
-              <w:t>，</w:t>
+              <w:t>之内，</w:t>
             </w:r>
           </w:p>
         </w:tc>
@@ -2543,10 +2637,10 @@
               <w:rPr>
                 <w:rFonts w:ascii="Calibri" w:hAnsi="Calibri" w:eastAsia="微软雅黑"/>
                 <w:b/>
-                <w:color w:val="5EEAD4"/>
+                <w:color w:val="FCA5A5"/>
                 <w:sz w:val="21"/>
               </w:rPr>
-              <w:t>出奇地应验</w:t>
+              <w:t>诡异而又邪门</w:t>
             </w:r>
             <w:r>
               <w:rPr>
@@ -2573,6 +2667,10 @@
           <w:sz w:val="20"/>
         </w:rPr>
         <w:t>（would：过去将来，从1923年3月看之后的事）</w:t>
+        <w:br/>
+        <w:t>（within + 时间段 = “在……（时间）之内”，通常指“不超过这个期限”。）</w:t>
+        <w:br/>
+        <w:t>（@uncanny = 诡异、邪门、让人心里发毛（牛津释义：奇怪且难以解释）。）</w:t>
       </w:r>
     </w:p>
     <w:p>
@@ -2644,7 +2742,7 @@
               <w:rPr>
                 <w:rFonts w:ascii="Calibri" w:hAnsi="Calibri" w:eastAsia="微软雅黑"/>
                 <w:b/>
-                <w:color w:val="FCA5A5"/>
+                <w:color w:val="FBBF24"/>
                 <w:sz w:val="26"/>
               </w:rPr>
               <w:t>mosquito</w:t>
@@ -2724,7 +2822,7 @@
               <w:rPr>
                 <w:rFonts w:ascii="Calibri" w:hAnsi="Calibri" w:eastAsia="微软雅黑"/>
                 <w:b/>
-                <w:color w:val="FCA5A5"/>
+                <w:color w:val="FBBF24"/>
                 <w:sz w:val="21"/>
               </w:rPr>
               <w:t>蚊子</w:t>
@@ -2811,7 +2909,7 @@
               <w:rPr>
                 <w:rFonts w:ascii="Calibri" w:hAnsi="Calibri" w:eastAsia="微软雅黑"/>
                 <w:b/>
-                <w:color w:val="FBBF24"/>
+                <w:color w:val="38BDF8"/>
                 <w:sz w:val="26"/>
               </w:rPr>
               <w:t>nicked</w:t>
@@ -2829,7 +2927,7 @@
               <w:rPr>
                 <w:rFonts w:ascii="Calibri" w:hAnsi="Calibri" w:eastAsia="微软雅黑"/>
                 <w:b/>
-                <w:color w:val="38BDF8"/>
+                <w:color w:val="F472B6"/>
                 <w:sz w:val="26"/>
               </w:rPr>
               <w:t>razor</w:t>
@@ -2847,7 +2945,7 @@
               <w:rPr>
                 <w:rFonts w:ascii="Calibri" w:hAnsi="Calibri" w:eastAsia="微软雅黑"/>
                 <w:b/>
-                <w:color w:val="F472B6"/>
+                <w:color w:val="BEF264"/>
                 <w:sz w:val="26"/>
               </w:rPr>
               <w:t>shaving</w:t>
@@ -2898,7 +2996,7 @@
               <w:rPr>
                 <w:rFonts w:ascii="Calibri" w:hAnsi="Calibri" w:eastAsia="微软雅黑"/>
                 <w:b/>
-                <w:color w:val="F472B6"/>
+                <w:color w:val="BEF264"/>
                 <w:sz w:val="21"/>
               </w:rPr>
               <w:t>刮胡子</w:t>
@@ -2934,7 +3032,7 @@
               <w:rPr>
                 <w:rFonts w:ascii="Calibri" w:hAnsi="Calibri" w:eastAsia="微软雅黑"/>
                 <w:b/>
-                <w:color w:val="38BDF8"/>
+                <w:color w:val="F472B6"/>
                 <w:sz w:val="21"/>
               </w:rPr>
               <w:t>剃刀</w:t>
@@ -2952,7 +3050,7 @@
               <w:rPr>
                 <w:rFonts w:ascii="Calibri" w:hAnsi="Calibri" w:eastAsia="微软雅黑"/>
                 <w:b/>
-                <w:color w:val="FBBF24"/>
+                <w:color w:val="38BDF8"/>
                 <w:sz w:val="21"/>
               </w:rPr>
               <w:t>划破了</w:t>
@@ -3021,7 +3119,7 @@
               <w:rPr>
                 <w:rFonts w:ascii="Calibri" w:hAnsi="Calibri" w:eastAsia="微软雅黑"/>
                 <w:b/>
-                <w:color w:val="BEF264"/>
+                <w:color w:val="C4B5FD"/>
                 <w:sz w:val="26"/>
               </w:rPr>
               <w:t>turned septic</w:t>
@@ -3059,7 +3157,7 @@
               <w:rPr>
                 <w:rFonts w:ascii="Calibri" w:hAnsi="Calibri" w:eastAsia="微软雅黑"/>
                 <w:b/>
-                <w:color w:val="C4B5FD"/>
+                <w:color w:val="FB923C"/>
                 <w:sz w:val="26"/>
               </w:rPr>
               <w:t>pneumonia</w:t>
@@ -3108,7 +3206,7 @@
               <w:rPr>
                 <w:rFonts w:ascii="Calibri" w:hAnsi="Calibri" w:eastAsia="微软雅黑"/>
                 <w:b/>
-                <w:color w:val="BEF264"/>
+                <w:color w:val="C4B5FD"/>
                 <w:sz w:val="21"/>
               </w:rPr>
               <w:t>感染化脓了</w:t>
@@ -3140,7 +3238,7 @@
                 <w:color w:val="AAC4B6"/>
                 <w:sz w:val="21"/>
               </w:rPr>
-              <w:t>血液中毒又引发了</w:t>
+              <w:t>继而血液中毒又引发了</w:t>
             </w:r>
             <w:r>
               <w:rPr>
@@ -3155,7 +3253,7 @@
               <w:rPr>
                 <w:rFonts w:ascii="Calibri" w:hAnsi="Calibri" w:eastAsia="微软雅黑"/>
                 <w:b/>
-                <w:color w:val="C4B5FD"/>
+                <w:color w:val="FB923C"/>
                 <w:sz w:val="21"/>
               </w:rPr>
               <w:t>肺炎</w:t>
@@ -3358,7 +3456,7 @@
                 <w:color w:val="AAC4B6"/>
                 <w:sz w:val="21"/>
               </w:rPr>
-              <w:t>据报纸报道，</w:t>
+              <w:t>报纸报道称，</w:t>
             </w:r>
           </w:p>
         </w:tc>
@@ -3399,16 +3497,16 @@
                 <w:color w:val="F0F7F2"/>
                 <w:sz w:val="26"/>
               </w:rPr>
-              <w:t xml:space="preserve">that the city's lights failed at that </w:t>
+              <w:t xml:space="preserve">that the city's lights failed </w:t>
             </w:r>
             <w:r>
               <w:rPr>
                 <w:rFonts w:ascii="Calibri" w:hAnsi="Calibri" w:eastAsia="微软雅黑"/>
                 <w:b/>
-                <w:color w:val="FB923C"/>
+                <w:color w:val="5EEAD4"/>
                 <w:sz w:val="26"/>
               </w:rPr>
-              <w:t>instant</w:t>
+              <w:t>at that instant</w:t>
             </w:r>
           </w:p>
         </w:tc>
@@ -3430,7 +3528,7 @@
                 <w:color w:val="AAC4B6"/>
                 <w:sz w:val="21"/>
               </w:rPr>
-              <w:t>就在那一</w:t>
+              <w:t>就</w:t>
             </w:r>
             <w:r>
               <w:rPr>
@@ -3445,10 +3543,10 @@
               <w:rPr>
                 <w:rFonts w:ascii="Calibri" w:hAnsi="Calibri" w:eastAsia="微软雅黑"/>
                 <w:b/>
-                <w:color w:val="FB923C"/>
+                <w:color w:val="5EEAD4"/>
                 <w:sz w:val="21"/>
               </w:rPr>
-              <w:t>刹那</w:t>
+              <w:t>在那一瞬间</w:t>
             </w:r>
             <w:r>
               <w:rPr>
@@ -3457,7 +3555,7 @@
                 <w:color w:val="AAC4B6"/>
                 <w:sz w:val="21"/>
               </w:rPr>
-              <w:t>，开罗的灯全部熄灭了，</w:t>
+              <w:t>，全城（开罗）的灯都熄灭了，</w:t>
             </w:r>
           </w:p>
         </w:tc>
@@ -3516,7 +3614,7 @@
               <w:rPr>
                 <w:rFonts w:ascii="Calibri" w:hAnsi="Calibri" w:eastAsia="微软雅黑"/>
                 <w:b/>
-                <w:color w:val="5EEAD4"/>
+                <w:color w:val="FCA5A5"/>
                 <w:sz w:val="26"/>
               </w:rPr>
               <w:t>howled</w:t>
@@ -3550,7 +3648,7 @@
                 <w:color w:val="AAC4B6"/>
                 <w:sz w:val="21"/>
               </w:rPr>
-              <w:t>他在英国的狗也</w:t>
+              <w:t>而他在英国的狗也</w:t>
             </w:r>
           </w:p>
         </w:tc>
@@ -3567,7 +3665,7 @@
               <w:rPr>
                 <w:rFonts w:ascii="Calibri" w:hAnsi="Calibri" w:eastAsia="微软雅黑"/>
                 <w:b/>
-                <w:color w:val="5EEAD4"/>
+                <w:color w:val="FCA5A5"/>
                 <w:sz w:val="21"/>
               </w:rPr>
               <w:t>嚎叫</w:t>
@@ -3667,7 +3765,7 @@
               <w:rPr>
                 <w:rFonts w:ascii="Calibri" w:hAnsi="Calibri" w:eastAsia="微软雅黑"/>
                 <w:b/>
-                <w:color w:val="FCA5A5"/>
+                <w:color w:val="FBBF24"/>
                 <w:sz w:val="26"/>
               </w:rPr>
               <w:t>blackouts</w:t>
@@ -3696,7 +3794,7 @@
               <w:rPr>
                 <w:rFonts w:ascii="Calibri" w:hAnsi="Calibri" w:eastAsia="微软雅黑"/>
                 <w:b/>
-                <w:color w:val="FBBF24"/>
+                <w:color w:val="38BDF8"/>
                 <w:sz w:val="26"/>
               </w:rPr>
               <w:t>occurrence</w:t>
@@ -3747,7 +3845,7 @@
               <w:rPr>
                 <w:rFonts w:ascii="Calibri" w:hAnsi="Calibri" w:eastAsia="微软雅黑"/>
                 <w:b/>
-                <w:color w:val="FCA5A5"/>
+                <w:color w:val="FBBF24"/>
                 <w:sz w:val="21"/>
               </w:rPr>
               <w:t>停电</w:t>
@@ -3785,7 +3883,7 @@
               <w:rPr>
                 <w:rFonts w:ascii="Calibri" w:hAnsi="Calibri" w:eastAsia="微软雅黑"/>
                 <w:b/>
-                <w:color w:val="FBBF24"/>
+                <w:color w:val="38BDF8"/>
                 <w:sz w:val="21"/>
               </w:rPr>
               <w:t>事情</w:t>
@@ -3850,7 +3948,7 @@
               <w:rPr>
                 <w:rFonts w:ascii="Calibri" w:hAnsi="Calibri" w:eastAsia="微软雅黑"/>
                 <w:b/>
-                <w:color w:val="38BDF8"/>
+                <w:color w:val="F472B6"/>
                 <w:sz w:val="26"/>
               </w:rPr>
               <w:t>inscription</w:t>
@@ -3899,7 +3997,7 @@
               <w:rPr>
                 <w:rFonts w:ascii="Calibri" w:hAnsi="Calibri" w:eastAsia="微软雅黑"/>
                 <w:b/>
-                <w:color w:val="38BDF8"/>
+                <w:color w:val="F472B6"/>
                 <w:sz w:val="21"/>
               </w:rPr>
               <w:t>铭文</w:t>
@@ -4122,7 +4220,7 @@
               <w:rPr>
                 <w:rFonts w:ascii="Calibri" w:hAnsi="Calibri" w:eastAsia="微软雅黑"/>
                 <w:b/>
-                <w:color w:val="F472B6"/>
+                <w:color w:val="BEF264"/>
                 <w:sz w:val="26"/>
               </w:rPr>
               <w:t>fate</w:t>
@@ -4171,7 +4269,7 @@
               <w:rPr>
                 <w:rFonts w:ascii="Calibri" w:hAnsi="Calibri" w:eastAsia="微软雅黑"/>
                 <w:b/>
-                <w:color w:val="F472B6"/>
+                <w:color w:val="BEF264"/>
                 <w:sz w:val="21"/>
               </w:rPr>
               <w:t>命运</w:t>
@@ -4250,7 +4348,7 @@
               <w:rPr>
                 <w:rFonts w:ascii="Calibri" w:hAnsi="Calibri" w:eastAsia="微软雅黑"/>
                 <w:b/>
-                <w:color w:val="BEF264"/>
+                <w:color w:val="C4B5FD"/>
                 <w:sz w:val="26"/>
               </w:rPr>
               <w:t>exposed to</w:t>
@@ -4319,7 +4417,7 @@
               <w:rPr>
                 <w:rFonts w:ascii="Calibri" w:hAnsi="Calibri" w:eastAsia="微软雅黑"/>
                 <w:b/>
-                <w:color w:val="BEF264"/>
+                <w:color w:val="C4B5FD"/>
                 <w:sz w:val="21"/>
               </w:rPr>
               <w:t>接触</w:t>
@@ -4399,7 +4497,7 @@
               <w:rPr>
                 <w:rFonts w:ascii="Calibri" w:hAnsi="Calibri" w:eastAsia="微软雅黑"/>
                 <w:b/>
-                <w:color w:val="C4B5FD"/>
+                <w:color w:val="FB923C"/>
                 <w:sz w:val="26"/>
               </w:rPr>
               <w:t>versus</w:t>
@@ -4437,7 +4535,7 @@
               <w:rPr>
                 <w:rFonts w:ascii="Calibri" w:hAnsi="Calibri" w:eastAsia="微软雅黑"/>
                 <w:b/>
-                <w:color w:val="FB923C"/>
+                <w:color w:val="5EEAD4"/>
                 <w:sz w:val="26"/>
               </w:rPr>
               <w:t>margin</w:t>
@@ -4455,7 +4553,7 @@
               <w:rPr>
                 <w:rFonts w:ascii="Calibri" w:hAnsi="Calibri" w:eastAsia="微软雅黑"/>
                 <w:b/>
-                <w:color w:val="5EEAD4"/>
+                <w:color w:val="FCA5A5"/>
                 <w:sz w:val="26"/>
               </w:rPr>
               <w:t>significant</w:t>
@@ -4486,7 +4584,7 @@
               <w:rPr>
                 <w:rFonts w:ascii="Calibri" w:hAnsi="Calibri" w:eastAsia="微软雅黑"/>
                 <w:b/>
-                <w:color w:val="C4B5FD"/>
+                <w:color w:val="FB923C"/>
                 <w:sz w:val="21"/>
               </w:rPr>
               <w:t>相比之下</w:t>
@@ -4542,7 +4640,7 @@
               <w:rPr>
                 <w:rFonts w:ascii="Calibri" w:hAnsi="Calibri" w:eastAsia="微软雅黑"/>
                 <w:b/>
-                <w:color w:val="FB923C"/>
+                <w:color w:val="5EEAD4"/>
                 <w:sz w:val="21"/>
               </w:rPr>
               <w:t>差距</w:t>
@@ -4578,7 +4676,7 @@
               <w:rPr>
                 <w:rFonts w:ascii="Calibri" w:hAnsi="Calibri" w:eastAsia="微软雅黑"/>
                 <w:b/>
-                <w:color w:val="5EEAD4"/>
+                <w:color w:val="FCA5A5"/>
                 <w:sz w:val="21"/>
               </w:rPr>
               <w:t>显著</w:t>
@@ -4607,7 +4705,9 @@
           <w:color w:val="AAC4B6"/>
           <w:sz w:val="20"/>
         </w:rPr>
-        <w:t>（exposed to the tomb：过去分词短语作后置定语，修饰 The 25；</w:t>
+        <w:t>（exposed to the tomb：过去分词短语作后置定语，</w:t>
+        <w:br/>
+        <w:t>修饰 The 25；</w:t>
         <w:br/>
         <w:t>a margin…：同位语，概括前面的差距）</w:t>
       </w:r>
@@ -4659,7 +4759,7 @@
               <w:rPr>
                 <w:rFonts w:ascii="Calibri" w:hAnsi="Calibri" w:eastAsia="微软雅黑"/>
                 <w:b/>
-                <w:color w:val="FCA5A5"/>
+                <w:color w:val="FBBF24"/>
                 <w:sz w:val="26"/>
               </w:rPr>
               <w:t>mortality</w:t>
@@ -4697,7 +4797,7 @@
               <w:rPr>
                 <w:rFonts w:ascii="Calibri" w:hAnsi="Calibri" w:eastAsia="微软雅黑"/>
                 <w:b/>
-                <w:color w:val="FBBF24"/>
+                <w:color w:val="38BDF8"/>
                 <w:sz w:val="26"/>
               </w:rPr>
               <w:t>ominous</w:t>
@@ -4715,7 +4815,7 @@
               <w:rPr>
                 <w:rFonts w:ascii="Calibri" w:hAnsi="Calibri" w:eastAsia="微软雅黑"/>
                 <w:b/>
-                <w:color w:val="38BDF8"/>
+                <w:color w:val="F472B6"/>
                 <w:sz w:val="26"/>
               </w:rPr>
               <w:t>rumour</w:t>
@@ -4733,7 +4833,7 @@
               <w:rPr>
                 <w:rFonts w:ascii="Calibri" w:hAnsi="Calibri" w:eastAsia="微软雅黑"/>
                 <w:b/>
-                <w:color w:val="F472B6"/>
+                <w:color w:val="BEF264"/>
                 <w:sz w:val="26"/>
               </w:rPr>
               <w:t>credibility</w:t>
@@ -4782,7 +4882,7 @@
               <w:rPr>
                 <w:rFonts w:ascii="Calibri" w:hAnsi="Calibri" w:eastAsia="微软雅黑"/>
                 <w:b/>
-                <w:color w:val="FCA5A5"/>
+                <w:color w:val="FBBF24"/>
                 <w:sz w:val="21"/>
               </w:rPr>
               <w:t>死亡</w:t>
@@ -4823,7 +4923,7 @@
                 <w:color w:val="AAC4B6"/>
                 <w:sz w:val="21"/>
               </w:rPr>
-              <w:t>无法让这则</w:t>
+              <w:t>让这则</w:t>
             </w:r>
             <w:r>
               <w:rPr>
@@ -4838,7 +4938,7 @@
               <w:rPr>
                 <w:rFonts w:ascii="Calibri" w:hAnsi="Calibri" w:eastAsia="微软雅黑"/>
                 <w:b/>
-                <w:color w:val="FBBF24"/>
+                <w:color w:val="38BDF8"/>
                 <w:sz w:val="21"/>
               </w:rPr>
               <w:t>不祥的</w:t>
@@ -4856,7 +4956,7 @@
               <w:rPr>
                 <w:rFonts w:ascii="Calibri" w:hAnsi="Calibri" w:eastAsia="微软雅黑"/>
                 <w:b/>
-                <w:color w:val="38BDF8"/>
+                <w:color w:val="F472B6"/>
                 <w:sz w:val="21"/>
               </w:rPr>
               <w:t>传言</w:t>
@@ -4877,7 +4977,7 @@
                 <w:color w:val="AAC4B6"/>
                 <w:sz w:val="21"/>
               </w:rPr>
-              <w:t>显得</w:t>
+              <w:t>毫无</w:t>
             </w:r>
             <w:r>
               <w:rPr>
@@ -4892,10 +4992,10 @@
               <w:rPr>
                 <w:rFonts w:ascii="Calibri" w:hAnsi="Calibri" w:eastAsia="微软雅黑"/>
                 <w:b/>
-                <w:color w:val="F472B6"/>
+                <w:color w:val="BEF264"/>
                 <w:sz w:val="21"/>
               </w:rPr>
-              <w:t>可信</w:t>
+              <w:t>可信度</w:t>
             </w:r>
             <w:r>
               <w:rPr>
@@ -4973,7 +5073,7 @@
               <w:rPr>
                 <w:rFonts w:ascii="Calibri" w:hAnsi="Calibri" w:eastAsia="微软雅黑"/>
                 <w:b/>
-                <w:color w:val="BEF264"/>
+                <w:color w:val="C4B5FD"/>
                 <w:sz w:val="26"/>
               </w:rPr>
               <w:t>untimely</w:t>
@@ -4991,7 +5091,7 @@
               <w:rPr>
                 <w:rFonts w:ascii="Calibri" w:hAnsi="Calibri" w:eastAsia="微软雅黑"/>
                 <w:b/>
-                <w:color w:val="C4B5FD"/>
+                <w:color w:val="FB923C"/>
                 <w:sz w:val="26"/>
               </w:rPr>
               <w:t>demise</w:t>
@@ -5020,7 +5120,7 @@
               <w:rPr>
                 <w:rFonts w:ascii="Calibri" w:hAnsi="Calibri" w:eastAsia="微软雅黑"/>
                 <w:b/>
-                <w:color w:val="FB923C"/>
+                <w:color w:val="5EEAD4"/>
                 <w:sz w:val="26"/>
               </w:rPr>
               <w:t>fuelled</w:t>
@@ -5058,7 +5158,7 @@
               <w:rPr>
                 <w:rFonts w:ascii="Calibri" w:hAnsi="Calibri" w:eastAsia="微软雅黑"/>
                 <w:b/>
-                <w:color w:val="5EEAD4"/>
+                <w:color w:val="FCA5A5"/>
                 <w:sz w:val="26"/>
               </w:rPr>
               <w:t>impetus</w:t>
@@ -5107,7 +5207,7 @@
               <w:rPr>
                 <w:rFonts w:ascii="Calibri" w:hAnsi="Calibri" w:eastAsia="微软雅黑"/>
                 <w:b/>
-                <w:color w:val="BEF264"/>
+                <w:color w:val="C4B5FD"/>
                 <w:sz w:val="21"/>
               </w:rPr>
               <w:t>过早</w:t>
@@ -5125,7 +5225,7 @@
               <w:rPr>
                 <w:rFonts w:ascii="Calibri" w:hAnsi="Calibri" w:eastAsia="微软雅黑"/>
                 <w:b/>
-                <w:color w:val="C4B5FD"/>
+                <w:color w:val="FB923C"/>
                 <w:sz w:val="21"/>
               </w:rPr>
               <w:t>离世</w:t>
@@ -5145,7 +5245,7 @@
               <w:rPr>
                 <w:rFonts w:ascii="Calibri" w:hAnsi="Calibri" w:eastAsia="微软雅黑"/>
                 <w:b/>
-                <w:color w:val="FB923C"/>
+                <w:color w:val="5EEAD4"/>
                 <w:sz w:val="21"/>
               </w:rPr>
               <w:t>助长了</w:t>
@@ -5166,7 +5266,7 @@
                 <w:color w:val="AAC4B6"/>
                 <w:sz w:val="21"/>
               </w:rPr>
-              <w:t>这个故事，</w:t>
+              <w:t>这一传言，</w:t>
             </w:r>
           </w:p>
         </w:tc>
@@ -5186,7 +5286,7 @@
                 <w:color w:val="AAC4B6"/>
                 <w:sz w:val="21"/>
               </w:rPr>
-              <w:t>为它注入了</w:t>
+              <w:t>并为其</w:t>
             </w:r>
             <w:r>
               <w:rPr>
@@ -5201,10 +5301,10 @@
               <w:rPr>
                 <w:rFonts w:ascii="Calibri" w:hAnsi="Calibri" w:eastAsia="微软雅黑"/>
                 <w:b/>
-                <w:color w:val="5EEAD4"/>
+                <w:color w:val="FCA5A5"/>
                 <w:sz w:val="21"/>
               </w:rPr>
-              <w:t>动力</w:t>
+              <w:t>推波助澜</w:t>
             </w:r>
             <w:r>
               <w:rPr>
@@ -5231,6 +5331,14 @@
           <w:sz w:val="20"/>
         </w:rPr>
         <w:t>（giving…：现在分词短语作结果状语）</w:t>
+        <w:br/>
+        <w:t>（giving it impetus：赋予它推动力</w:t>
+        <w:br/>
+        <w:t>（让它加速发展、更有势头）。）</w:t>
+        <w:br/>
+        <w:t>（@impetus 的核心词义就是：冲力、推动力、促进因素。）</w:t>
+        <w:br/>
+        <w:t>（在这个语境里，就是让这个谣言传播得更猛、发展得更快。）</w:t>
       </w:r>
     </w:p>
     <w:p>
@@ -5300,7 +5408,7 @@
               <w:rPr>
                 <w:rFonts w:ascii="Calibri" w:hAnsi="Calibri" w:eastAsia="微软雅黑"/>
                 <w:b/>
-                <w:color w:val="FCA5A5"/>
+                <w:color w:val="FBBF24"/>
                 <w:sz w:val="26"/>
               </w:rPr>
               <w:t>excavator</w:t>
@@ -5318,7 +5426,7 @@
               <w:rPr>
                 <w:rFonts w:ascii="Calibri" w:hAnsi="Calibri" w:eastAsia="微软雅黑"/>
                 <w:b/>
-                <w:color w:val="FBBF24"/>
+                <w:color w:val="38BDF8"/>
                 <w:sz w:val="26"/>
               </w:rPr>
               <w:t>unsealed</w:t>
@@ -5336,7 +5444,7 @@
               <w:rPr>
                 <w:rFonts w:ascii="Calibri" w:hAnsi="Calibri" w:eastAsia="微软雅黑"/>
                 <w:b/>
-                <w:color w:val="38BDF8"/>
+                <w:color w:val="F472B6"/>
                 <w:sz w:val="26"/>
               </w:rPr>
               <w:t>burial</w:t>
@@ -5405,7 +5513,7 @@
               <w:rPr>
                 <w:rFonts w:ascii="Calibri" w:hAnsi="Calibri" w:eastAsia="微软雅黑"/>
                 <w:b/>
-                <w:color w:val="FBBF24"/>
+                <w:color w:val="38BDF8"/>
                 <w:sz w:val="21"/>
               </w:rPr>
               <w:t>启封了</w:t>
@@ -5441,7 +5549,7 @@
               <w:rPr>
                 <w:rFonts w:ascii="Calibri" w:hAnsi="Calibri" w:eastAsia="微软雅黑"/>
                 <w:b/>
-                <w:color w:val="38BDF8"/>
+                <w:color w:val="F472B6"/>
                 <w:sz w:val="21"/>
               </w:rPr>
               <w:t>墓葬</w:t>
@@ -5477,7 +5585,7 @@
               <w:rPr>
                 <w:rFonts w:ascii="Calibri" w:hAnsi="Calibri" w:eastAsia="微软雅黑"/>
                 <w:b/>
-                <w:color w:val="FCA5A5"/>
+                <w:color w:val="FBBF24"/>
                 <w:sz w:val="21"/>
               </w:rPr>
               <w:t>发掘者</w:t>
@@ -5578,7 +5686,7 @@
               <w:rPr>
                 <w:rFonts w:ascii="Calibri" w:hAnsi="Calibri" w:eastAsia="微软雅黑"/>
                 <w:b/>
-                <w:color w:val="F472B6"/>
+                <w:color w:val="BEF264"/>
                 <w:sz w:val="26"/>
               </w:rPr>
               <w:t>patron</w:t>
@@ -5667,7 +5775,7 @@
               <w:rPr>
                 <w:rFonts w:ascii="Calibri" w:hAnsi="Calibri" w:eastAsia="微软雅黑"/>
                 <w:b/>
-                <w:color w:val="F472B6"/>
+                <w:color w:val="BEF264"/>
                 <w:sz w:val="21"/>
               </w:rPr>
               <w:t>资助人</w:t>
@@ -5777,7 +5885,7 @@
               <w:rPr>
                 <w:rFonts w:ascii="Calibri" w:hAnsi="Calibri" w:eastAsia="微软雅黑"/>
                 <w:b/>
-                <w:color w:val="BEF264"/>
+                <w:color w:val="C4B5FD"/>
                 <w:sz w:val="26"/>
               </w:rPr>
               <w:t>conspicuously</w:t>
@@ -5795,7 +5903,7 @@
               <w:rPr>
                 <w:rFonts w:ascii="Calibri" w:hAnsi="Calibri" w:eastAsia="微软雅黑"/>
                 <w:b/>
-                <w:color w:val="C4B5FD"/>
+                <w:color w:val="FB923C"/>
                 <w:sz w:val="26"/>
               </w:rPr>
               <w:t>unharmed</w:t>
@@ -5864,7 +5972,7 @@
               <w:rPr>
                 <w:rFonts w:ascii="Calibri" w:hAnsi="Calibri" w:eastAsia="微软雅黑"/>
                 <w:b/>
-                <w:color w:val="C4B5FD"/>
+                <w:color w:val="FB923C"/>
                 <w:sz w:val="21"/>
               </w:rPr>
               <w:t>毫发无损</w:t>
@@ -5891,7 +5999,7 @@
               <w:rPr>
                 <w:rFonts w:ascii="Calibri" w:hAnsi="Calibri" w:eastAsia="微软雅黑"/>
                 <w:b/>
-                <w:color w:val="BEF264"/>
+                <w:color w:val="C4B5FD"/>
                 <w:sz w:val="21"/>
               </w:rPr>
               <w:t>格外醒目</w:t>

--- a/视频/对照文本/17-文本.docx
+++ b/视频/对照文本/17-文本.docx
@@ -302,6 +302,20 @@
         </w:tc>
       </w:tr>
     </w:tbl>
+    <w:p>
+      <w:pPr>
+        <w:jc w:val="center"/>
+      </w:pPr>
+      <w:r>
+        <w:rPr>
+          <w:rFonts w:ascii="Calibri" w:hAnsi="Calibri" w:eastAsia="微软雅黑"/>
+          <w:b w:val="0"/>
+          <w:color w:val="AAC4B6"/>
+          <w:sz w:val="20"/>
+        </w:rPr>
+        <w:t>（@labourer 尤指户外的体力劳动者，劳工，工人）</w:t>
+      </w:r>
+    </w:p>
     <w:tbl>
       <w:tblPr>
         <w:tblW w:type="auto" w:w="0"/>

--- a/视频/对照文本/17-文本.docx
+++ b/视频/对照文本/17-文本.docx
@@ -61,13 +61,14 @@
         </w:tblBorders>
       </w:tblPr>
       <w:tblGrid>
-        <w:gridCol w:w="5270"/>
-        <w:gridCol w:w="5270"/>
+        <w:gridCol w:w="3513"/>
+        <w:gridCol w:w="3513"/>
+        <w:gridCol w:w="3513"/>
       </w:tblGrid>
       <w:tr>
         <w:tc>
           <w:tcPr>
-            <w:tcW w:type="dxa" w:w="5270"/>
+            <w:tcW w:type="dxa" w:w="3513"/>
           </w:tcPr>
           <w:p>
             <w:pPr>
@@ -87,7 +88,7 @@
         </w:tc>
         <w:tc>
           <w:tcPr>
-            <w:tcW w:type="dxa" w:w="5270"/>
+            <w:tcW w:type="dxa" w:w="3513"/>
           </w:tcPr>
           <w:p>
             <w:pPr>
@@ -101,7 +102,27 @@
                 <w:color w:val="F0F7F2"/>
                 <w:sz w:val="26"/>
               </w:rPr>
-              <w:t>in the Valley of the Kings,</w:t>
+              <w:t>in</w:t>
+            </w:r>
+          </w:p>
+        </w:tc>
+        <w:tc>
+          <w:tcPr>
+            <w:tcW w:type="dxa" w:w="3513"/>
+          </w:tcPr>
+          <w:p>
+            <w:pPr>
+              <w:spacing w:after="0"/>
+              <w:jc w:val="center"/>
+            </w:pPr>
+            <w:r>
+              <w:rPr>
+                <w:rFonts w:ascii="Calibri" w:hAnsi="Calibri" w:eastAsia="微软雅黑"/>
+                <w:b w:val="0"/>
+                <w:color w:val="F0F7F2"/>
+                <w:sz w:val="26"/>
+              </w:rPr>
+              <w:t>the Valley of the Kings,</w:t>
             </w:r>
           </w:p>
         </w:tc>
@@ -109,7 +130,7 @@
       <w:tr>
         <w:tc>
           <w:tcPr>
-            <w:tcW w:type="dxa" w:w="5270"/>
+            <w:tcW w:type="dxa" w:w="3513"/>
           </w:tcPr>
           <w:p>
             <w:pPr>
@@ -129,7 +150,7 @@
         </w:tc>
         <w:tc>
           <w:tcPr>
-            <w:tcW w:type="dxa" w:w="5270"/>
+            <w:tcW w:type="dxa" w:w="3513"/>
           </w:tcPr>
           <w:p>
             <w:pPr>
@@ -143,7 +164,27 @@
                 <w:color w:val="AAC4B6"/>
                 <w:sz w:val="21"/>
               </w:rPr>
-              <w:t>在帝王谷，</w:t>
+              <w:t>在</w:t>
+            </w:r>
+          </w:p>
+        </w:tc>
+        <w:tc>
+          <w:tcPr>
+            <w:tcW w:type="dxa" w:w="3513"/>
+          </w:tcPr>
+          <w:p>
+            <w:pPr>
+              <w:spacing w:after="0"/>
+              <w:jc w:val="center"/>
+            </w:pPr>
+            <w:r>
+              <w:rPr>
+                <w:rFonts w:ascii="Calibri" w:hAnsi="Calibri" w:eastAsia="微软雅黑"/>
+                <w:b w:val="0"/>
+                <w:color w:val="AAC4B6"/>
+                <w:sz w:val="21"/>
+              </w:rPr>
+              <w:t>帝王谷，</w:t>
             </w:r>
           </w:p>
         </w:tc>
@@ -332,13 +373,14 @@
         </w:tblBorders>
       </w:tblPr>
       <w:tblGrid>
-        <w:gridCol w:w="5270"/>
-        <w:gridCol w:w="5270"/>
+        <w:gridCol w:w="3513"/>
+        <w:gridCol w:w="3513"/>
+        <w:gridCol w:w="3513"/>
       </w:tblGrid>
       <w:tr>
         <w:tc>
           <w:tcPr>
-            <w:tcW w:type="dxa" w:w="5270"/>
+            <w:tcW w:type="dxa" w:w="3513"/>
           </w:tcPr>
           <w:p>
             <w:pPr>
@@ -358,7 +400,7 @@
         </w:tc>
         <w:tc>
           <w:tcPr>
-            <w:tcW w:type="dxa" w:w="5270"/>
+            <w:tcW w:type="dxa" w:w="3513"/>
           </w:tcPr>
           <w:p>
             <w:pPr>
@@ -372,8 +414,19 @@
                 <w:color w:val="F0F7F2"/>
                 <w:sz w:val="26"/>
               </w:rPr>
-              <w:t xml:space="preserve">a </w:t>
-            </w:r>
+              <w:t>a</w:t>
+            </w:r>
+          </w:p>
+        </w:tc>
+        <w:tc>
+          <w:tcPr>
+            <w:tcW w:type="dxa" w:w="3513"/>
+          </w:tcPr>
+          <w:p>
+            <w:pPr>
+              <w:spacing w:after="0"/>
+              <w:jc w:val="center"/>
+            </w:pPr>
             <w:r>
               <w:rPr>
                 <w:rFonts w:ascii="Calibri" w:hAnsi="Calibri" w:eastAsia="微软雅黑"/>
@@ -416,7 +469,7 @@
       <w:tr>
         <w:tc>
           <w:tcPr>
-            <w:tcW w:type="dxa" w:w="5270"/>
+            <w:tcW w:type="dxa" w:w="3513"/>
           </w:tcPr>
           <w:p>
             <w:pPr>
@@ -436,7 +489,7 @@
         </w:tc>
         <w:tc>
           <w:tcPr>
-            <w:tcW w:type="dxa" w:w="5270"/>
+            <w:tcW w:type="dxa" w:w="3513"/>
           </w:tcPr>
           <w:p>
             <w:pPr>
@@ -452,15 +505,17 @@
               </w:rPr>
               <w:t>一段</w:t>
             </w:r>
-            <w:r>
-              <w:rPr>
-                <w:rFonts w:ascii="Calibri" w:hAnsi="Calibri" w:eastAsia="微软雅黑"/>
-                <w:b w:val="0"/>
-                <w:color w:val="AAC4B6"/>
-                <w:sz w:val="21"/>
-              </w:rPr>
-              <w:t xml:space="preserve"> </w:t>
-            </w:r>
+          </w:p>
+        </w:tc>
+        <w:tc>
+          <w:tcPr>
+            <w:tcW w:type="dxa" w:w="3513"/>
+          </w:tcPr>
+          <w:p>
+            <w:pPr>
+              <w:spacing w:after="0"/>
+              <w:jc w:val="center"/>
+            </w:pPr>
             <w:r>
               <w:rPr>
                 <w:rFonts w:ascii="Calibri" w:hAnsi="Calibri" w:eastAsia="微软雅黑"/>
@@ -594,13 +649,18 @@
         </w:tblBorders>
       </w:tblPr>
       <w:tblGrid>
-        <w:gridCol w:w="5270"/>
-        <w:gridCol w:w="5270"/>
+        <w:gridCol w:w="1506"/>
+        <w:gridCol w:w="1506"/>
+        <w:gridCol w:w="1506"/>
+        <w:gridCol w:w="1506"/>
+        <w:gridCol w:w="1506"/>
+        <w:gridCol w:w="1506"/>
+        <w:gridCol w:w="1506"/>
       </w:tblGrid>
       <w:tr>
         <w:tc>
           <w:tcPr>
-            <w:tcW w:type="dxa" w:w="5270"/>
+            <w:tcW w:type="dxa" w:w="1506"/>
           </w:tcPr>
           <w:p>
             <w:pPr>
@@ -620,7 +680,7 @@
         </w:tc>
         <w:tc>
           <w:tcPr>
-            <w:tcW w:type="dxa" w:w="5270"/>
+            <w:tcW w:type="dxa" w:w="1506"/>
           </w:tcPr>
           <w:p>
             <w:pPr>
@@ -634,8 +694,39 @@
                 <w:color w:val="F0F7F2"/>
                 <w:sz w:val="26"/>
               </w:rPr>
-              <w:t xml:space="preserve">with his </w:t>
-            </w:r>
+              <w:t>with</w:t>
+            </w:r>
+          </w:p>
+        </w:tc>
+        <w:tc>
+          <w:tcPr>
+            <w:tcW w:type="dxa" w:w="1506"/>
+          </w:tcPr>
+          <w:p>
+            <w:pPr>
+              <w:spacing w:after="0"/>
+              <w:jc w:val="center"/>
+            </w:pPr>
+            <w:r>
+              <w:rPr>
+                <w:rFonts w:ascii="Calibri" w:hAnsi="Calibri" w:eastAsia="微软雅黑"/>
+                <w:b w:val="0"/>
+                <w:color w:val="F0F7F2"/>
+                <w:sz w:val="26"/>
+              </w:rPr>
+              <w:t>his</w:t>
+            </w:r>
+          </w:p>
+        </w:tc>
+        <w:tc>
+          <w:tcPr>
+            <w:tcW w:type="dxa" w:w="1506"/>
+          </w:tcPr>
+          <w:p>
+            <w:pPr>
+              <w:spacing w:after="0"/>
+              <w:jc w:val="center"/>
+            </w:pPr>
             <w:r>
               <w:rPr>
                 <w:rFonts w:ascii="Calibri" w:hAnsi="Calibri" w:eastAsia="微软雅黑"/>
@@ -645,6 +736,37 @@
               </w:rPr>
               <w:t>wealthy</w:t>
             </w:r>
+          </w:p>
+        </w:tc>
+        <w:tc>
+          <w:tcPr>
+            <w:tcW w:type="dxa" w:w="1506"/>
+          </w:tcPr>
+          <w:p>
+            <w:pPr>
+              <w:spacing w:after="0"/>
+              <w:jc w:val="center"/>
+            </w:pPr>
+            <w:r>
+              <w:rPr>
+                <w:rFonts w:ascii="Calibri" w:hAnsi="Calibri" w:eastAsia="微软雅黑"/>
+                <w:b/>
+                <w:color w:val="5EEAD4"/>
+                <w:sz w:val="26"/>
+              </w:rPr>
+              <w:t>sponsor</w:t>
+            </w:r>
+          </w:p>
+        </w:tc>
+        <w:tc>
+          <w:tcPr>
+            <w:tcW w:type="dxa" w:w="1506"/>
+          </w:tcPr>
+          <w:p>
+            <w:pPr>
+              <w:spacing w:after="0"/>
+              <w:jc w:val="center"/>
+            </w:pPr>
             <w:r>
               <w:rPr>
                 <w:rFonts w:ascii="Calibri" w:hAnsi="Calibri" w:eastAsia="微软雅黑"/>
@@ -652,17 +774,19 @@
                 <w:color w:val="F0F7F2"/>
                 <w:sz w:val="26"/>
               </w:rPr>
-              <w:t xml:space="preserve"> </w:t>
-            </w:r>
-            <w:r>
-              <w:rPr>
-                <w:rFonts w:ascii="Calibri" w:hAnsi="Calibri" w:eastAsia="微软雅黑"/>
-                <w:b/>
-                <w:color w:val="5EEAD4"/>
-                <w:sz w:val="26"/>
-              </w:rPr>
-              <w:t>sponsor</w:t>
-            </w:r>
+              <w:t>Lord Carnarvon</w:t>
+            </w:r>
+          </w:p>
+        </w:tc>
+        <w:tc>
+          <w:tcPr>
+            <w:tcW w:type="dxa" w:w="1506"/>
+          </w:tcPr>
+          <w:p>
+            <w:pPr>
+              <w:spacing w:after="0"/>
+              <w:jc w:val="center"/>
+            </w:pPr>
             <w:r>
               <w:rPr>
                 <w:rFonts w:ascii="Calibri" w:hAnsi="Calibri" w:eastAsia="微软雅黑"/>
@@ -670,7 +794,7 @@
                 <w:color w:val="F0F7F2"/>
                 <w:sz w:val="26"/>
               </w:rPr>
-              <w:t xml:space="preserve"> Lord Carnarvon beside him,</w:t>
+              <w:t>beside him,</w:t>
             </w:r>
           </w:p>
         </w:tc>
@@ -678,7 +802,7 @@
       <w:tr>
         <w:tc>
           <w:tcPr>
-            <w:tcW w:type="dxa" w:w="5270"/>
+            <w:tcW w:type="dxa" w:w="1506"/>
           </w:tcPr>
           <w:p>
             <w:pPr>
@@ -698,7 +822,7 @@
         </w:tc>
         <w:tc>
           <w:tcPr>
-            <w:tcW w:type="dxa" w:w="5270"/>
+            <w:tcW w:type="dxa" w:w="1506"/>
           </w:tcPr>
           <w:p>
             <w:pPr>
@@ -712,8 +836,19 @@
                 <w:color w:val="AAC4B6"/>
                 <w:sz w:val="21"/>
               </w:rPr>
-              <w:t>在他那</w:t>
-            </w:r>
+              <w:t>在</w:t>
+            </w:r>
+          </w:p>
+        </w:tc>
+        <w:tc>
+          <w:tcPr>
+            <w:tcW w:type="dxa" w:w="1506"/>
+          </w:tcPr>
+          <w:p>
+            <w:pPr>
+              <w:spacing w:after="0"/>
+              <w:jc w:val="center"/>
+            </w:pPr>
             <w:r>
               <w:rPr>
                 <w:rFonts w:ascii="Calibri" w:hAnsi="Calibri" w:eastAsia="微软雅黑"/>
@@ -721,8 +856,19 @@
                 <w:color w:val="AAC4B6"/>
                 <w:sz w:val="21"/>
               </w:rPr>
-              <w:t xml:space="preserve"> </w:t>
-            </w:r>
+              <w:t>他那</w:t>
+            </w:r>
+          </w:p>
+        </w:tc>
+        <w:tc>
+          <w:tcPr>
+            <w:tcW w:type="dxa" w:w="1506"/>
+          </w:tcPr>
+          <w:p>
+            <w:pPr>
+              <w:spacing w:after="0"/>
+              <w:jc w:val="center"/>
+            </w:pPr>
             <w:r>
               <w:rPr>
                 <w:rFonts w:ascii="Calibri" w:hAnsi="Calibri" w:eastAsia="微软雅黑"/>
@@ -732,6 +878,37 @@
               </w:rPr>
               <w:t>富有的</w:t>
             </w:r>
+          </w:p>
+        </w:tc>
+        <w:tc>
+          <w:tcPr>
+            <w:tcW w:type="dxa" w:w="1506"/>
+          </w:tcPr>
+          <w:p>
+            <w:pPr>
+              <w:spacing w:after="0"/>
+              <w:jc w:val="center"/>
+            </w:pPr>
+            <w:r>
+              <w:rPr>
+                <w:rFonts w:ascii="Calibri" w:hAnsi="Calibri" w:eastAsia="微软雅黑"/>
+                <w:b/>
+                <w:color w:val="5EEAD4"/>
+                <w:sz w:val="21"/>
+              </w:rPr>
+              <w:t>赞助人</w:t>
+            </w:r>
+          </w:p>
+        </w:tc>
+        <w:tc>
+          <w:tcPr>
+            <w:tcW w:type="dxa" w:w="1506"/>
+          </w:tcPr>
+          <w:p>
+            <w:pPr>
+              <w:spacing w:after="0"/>
+              <w:jc w:val="center"/>
+            </w:pPr>
             <w:r>
               <w:rPr>
                 <w:rFonts w:ascii="Calibri" w:hAnsi="Calibri" w:eastAsia="微软雅黑"/>
@@ -739,17 +916,19 @@
                 <w:color w:val="AAC4B6"/>
                 <w:sz w:val="21"/>
               </w:rPr>
-              <w:t xml:space="preserve"> </w:t>
-            </w:r>
-            <w:r>
-              <w:rPr>
-                <w:rFonts w:ascii="Calibri" w:hAnsi="Calibri" w:eastAsia="微软雅黑"/>
-                <w:b/>
-                <w:color w:val="5EEAD4"/>
-                <w:sz w:val="21"/>
-              </w:rPr>
-              <w:t>赞助人</w:t>
-            </w:r>
+              <w:t>卡纳冯勋爵</w:t>
+            </w:r>
+          </w:p>
+        </w:tc>
+        <w:tc>
+          <w:tcPr>
+            <w:tcW w:type="dxa" w:w="1506"/>
+          </w:tcPr>
+          <w:p>
+            <w:pPr>
+              <w:spacing w:after="0"/>
+              <w:jc w:val="center"/>
+            </w:pPr>
             <w:r>
               <w:rPr>
                 <w:rFonts w:ascii="Calibri" w:hAnsi="Calibri" w:eastAsia="微软雅黑"/>
@@ -757,16 +936,7 @@
                 <w:color w:val="AAC4B6"/>
                 <w:sz w:val="21"/>
               </w:rPr>
-              <w:t xml:space="preserve"> </w:t>
-            </w:r>
-            <w:r>
-              <w:rPr>
-                <w:rFonts w:ascii="Calibri" w:hAnsi="Calibri" w:eastAsia="微软雅黑"/>
-                <w:b w:val="0"/>
-                <w:color w:val="AAC4B6"/>
-                <w:sz w:val="21"/>
-              </w:rPr>
-              <w:t>卡纳冯勋爵的陪同下，</w:t>
+              <w:t>的陪同下，</w:t>
             </w:r>
           </w:p>
         </w:tc>
@@ -937,13 +1107,14 @@
         </w:tblBorders>
       </w:tblPr>
       <w:tblGrid>
-        <w:gridCol w:w="5270"/>
-        <w:gridCol w:w="5270"/>
+        <w:gridCol w:w="3513"/>
+        <w:gridCol w:w="3513"/>
+        <w:gridCol w:w="3513"/>
       </w:tblGrid>
       <w:tr>
         <w:tc>
           <w:tcPr>
-            <w:tcW w:type="dxa" w:w="5270"/>
+            <w:tcW w:type="dxa" w:w="3513"/>
           </w:tcPr>
           <w:p>
             <w:pPr>
@@ -957,13 +1128,13 @@
                 <w:color w:val="F0F7F2"/>
                 <w:sz w:val="26"/>
               </w:rPr>
-              <w:t>and glimpsed</w:t>
+              <w:t>and</w:t>
             </w:r>
           </w:p>
         </w:tc>
         <w:tc>
           <w:tcPr>
-            <w:tcW w:type="dxa" w:w="5270"/>
+            <w:tcW w:type="dxa" w:w="3513"/>
           </w:tcPr>
           <w:p>
             <w:pPr>
@@ -977,6 +1148,26 @@
                 <w:color w:val="F0F7F2"/>
                 <w:sz w:val="26"/>
               </w:rPr>
+              <w:t>glimpsed</w:t>
+            </w:r>
+          </w:p>
+        </w:tc>
+        <w:tc>
+          <w:tcPr>
+            <w:tcW w:type="dxa" w:w="3513"/>
+          </w:tcPr>
+          <w:p>
+            <w:pPr>
+              <w:spacing w:after="0"/>
+              <w:jc w:val="center"/>
+            </w:pPr>
+            <w:r>
+              <w:rPr>
+                <w:rFonts w:ascii="Calibri" w:hAnsi="Calibri" w:eastAsia="微软雅黑"/>
+                <w:b w:val="0"/>
+                <w:color w:val="F0F7F2"/>
+                <w:sz w:val="26"/>
+              </w:rPr>
               <w:t xml:space="preserve">the </w:t>
             </w:r>
             <w:r>
@@ -1003,7 +1194,7 @@
       <w:tr>
         <w:tc>
           <w:tcPr>
-            <w:tcW w:type="dxa" w:w="5270"/>
+            <w:tcW w:type="dxa" w:w="3513"/>
           </w:tcPr>
           <w:p>
             <w:pPr>
@@ -1017,13 +1208,33 @@
                 <w:color w:val="AAC4B6"/>
                 <w:sz w:val="21"/>
               </w:rPr>
-              <w:t>并瞥见了</w:t>
+              <w:t>并</w:t>
             </w:r>
           </w:p>
         </w:tc>
         <w:tc>
           <w:tcPr>
-            <w:tcW w:type="dxa" w:w="5270"/>
+            <w:tcW w:type="dxa" w:w="3513"/>
+          </w:tcPr>
+          <w:p>
+            <w:pPr>
+              <w:spacing w:after="0"/>
+              <w:jc w:val="center"/>
+            </w:pPr>
+            <w:r>
+              <w:rPr>
+                <w:rFonts w:ascii="Calibri" w:hAnsi="Calibri" w:eastAsia="微软雅黑"/>
+                <w:b w:val="0"/>
+                <w:color w:val="AAC4B6"/>
+                <w:sz w:val="21"/>
+              </w:rPr>
+              <w:t>瞥见了</w:t>
+            </w:r>
+          </w:p>
+        </w:tc>
+        <w:tc>
+          <w:tcPr>
+            <w:tcW w:type="dxa" w:w="3513"/>
           </w:tcPr>
           <w:p>
             <w:pPr>
@@ -1114,13 +1325,15 @@
         </w:tblBorders>
       </w:tblPr>
       <w:tblGrid>
-        <w:gridCol w:w="5270"/>
-        <w:gridCol w:w="5270"/>
+        <w:gridCol w:w="2635"/>
+        <w:gridCol w:w="2635"/>
+        <w:gridCol w:w="2635"/>
+        <w:gridCol w:w="2635"/>
       </w:tblGrid>
       <w:tr>
         <w:tc>
           <w:tcPr>
-            <w:tcW w:type="dxa" w:w="5270"/>
+            <w:tcW w:type="dxa" w:w="2635"/>
           </w:tcPr>
           <w:p>
             <w:pPr>
@@ -1134,31 +1347,13 @@
                 <w:color w:val="F0F7F2"/>
                 <w:sz w:val="26"/>
               </w:rPr>
-              <w:t xml:space="preserve">The </w:t>
-            </w:r>
-            <w:r>
-              <w:rPr>
-                <w:rFonts w:ascii="Calibri" w:hAnsi="Calibri" w:eastAsia="微软雅黑"/>
-                <w:b/>
-                <w:color w:val="38BDF8"/>
-                <w:sz w:val="26"/>
-              </w:rPr>
-              <w:t>spectacular</w:t>
-            </w:r>
-            <w:r>
-              <w:rPr>
-                <w:rFonts w:ascii="Calibri" w:hAnsi="Calibri" w:eastAsia="微软雅黑"/>
-                <w:b w:val="0"/>
-                <w:color w:val="F0F7F2"/>
-                <w:sz w:val="26"/>
-              </w:rPr>
-              <w:t xml:space="preserve"> find</w:t>
+              <w:t>The</w:t>
             </w:r>
           </w:p>
         </w:tc>
         <w:tc>
           <w:tcPr>
-            <w:tcW w:type="dxa" w:w="5270"/>
+            <w:tcW w:type="dxa" w:w="2635"/>
           </w:tcPr>
           <w:p>
             <w:pPr>
@@ -1169,6 +1364,46 @@
               <w:rPr>
                 <w:rFonts w:ascii="Calibri" w:hAnsi="Calibri" w:eastAsia="微软雅黑"/>
                 <w:b/>
+                <w:color w:val="38BDF8"/>
+                <w:sz w:val="26"/>
+              </w:rPr>
+              <w:t>spectacular</w:t>
+            </w:r>
+          </w:p>
+        </w:tc>
+        <w:tc>
+          <w:tcPr>
+            <w:tcW w:type="dxa" w:w="2635"/>
+          </w:tcPr>
+          <w:p>
+            <w:pPr>
+              <w:spacing w:after="0"/>
+              <w:jc w:val="center"/>
+            </w:pPr>
+            <w:r>
+              <w:rPr>
+                <w:rFonts w:ascii="Calibri" w:hAnsi="Calibri" w:eastAsia="微软雅黑"/>
+                <w:b w:val="0"/>
+                <w:color w:val="F0F7F2"/>
+                <w:sz w:val="26"/>
+              </w:rPr>
+              <w:t>find</w:t>
+            </w:r>
+          </w:p>
+        </w:tc>
+        <w:tc>
+          <w:tcPr>
+            <w:tcW w:type="dxa" w:w="2635"/>
+          </w:tcPr>
+          <w:p>
+            <w:pPr>
+              <w:spacing w:after="0"/>
+              <w:jc w:val="center"/>
+            </w:pPr>
+            <w:r>
+              <w:rPr>
+                <w:rFonts w:ascii="Calibri" w:hAnsi="Calibri" w:eastAsia="微软雅黑"/>
+                <w:b/>
                 <w:color w:val="F472B6"/>
                 <w:sz w:val="26"/>
               </w:rPr>
@@ -1189,7 +1424,7 @@
       <w:tr>
         <w:tc>
           <w:tcPr>
-            <w:tcW w:type="dxa" w:w="5270"/>
+            <w:tcW w:type="dxa" w:w="2635"/>
           </w:tcPr>
           <w:p>
             <w:pPr>
@@ -1205,47 +1440,51 @@
               </w:rPr>
               <w:t>这一</w:t>
             </w:r>
-            <w:r>
-              <w:rPr>
-                <w:rFonts w:ascii="Calibri" w:hAnsi="Calibri" w:eastAsia="微软雅黑"/>
-                <w:b w:val="0"/>
-                <w:color w:val="AAC4B6"/>
-                <w:sz w:val="21"/>
-              </w:rPr>
-              <w:t xml:space="preserve"> </w:t>
-            </w:r>
-            <w:r>
-              <w:rPr>
-                <w:rFonts w:ascii="Calibri" w:hAnsi="Calibri" w:eastAsia="微软雅黑"/>
-                <w:b/>
-                <w:color w:val="38BDF8"/>
-                <w:sz w:val="21"/>
-              </w:rPr>
-              <w:t>惊人的/壮观的</w:t>
-            </w:r>
-            <w:r>
-              <w:rPr>
-                <w:rFonts w:ascii="Calibri" w:hAnsi="Calibri" w:eastAsia="微软雅黑"/>
-                <w:b w:val="0"/>
-                <w:color w:val="AAC4B6"/>
-                <w:sz w:val="21"/>
-              </w:rPr>
-              <w:t xml:space="preserve"> </w:t>
-            </w:r>
-            <w:r>
-              <w:rPr>
-                <w:rFonts w:ascii="Calibri" w:hAnsi="Calibri" w:eastAsia="微软雅黑"/>
-                <w:b w:val="0"/>
-                <w:color w:val="AAC4B6"/>
-                <w:sz w:val="21"/>
-              </w:rPr>
-              <w:t>发现，</w:t>
-            </w:r>
           </w:p>
         </w:tc>
         <w:tc>
           <w:tcPr>
-            <w:tcW w:type="dxa" w:w="5270"/>
+            <w:tcW w:type="dxa" w:w="2635"/>
+          </w:tcPr>
+          <w:p>
+            <w:pPr>
+              <w:spacing w:after="0"/>
+              <w:jc w:val="center"/>
+            </w:pPr>
+            <w:r>
+              <w:rPr>
+                <w:rFonts w:ascii="Calibri" w:hAnsi="Calibri" w:eastAsia="微软雅黑"/>
+                <w:b/>
+                <w:color w:val="38BDF8"/>
+                <w:sz w:val="21"/>
+              </w:rPr>
+              <w:t>惊人的/壮观的</w:t>
+            </w:r>
+          </w:p>
+        </w:tc>
+        <w:tc>
+          <w:tcPr>
+            <w:tcW w:type="dxa" w:w="2635"/>
+          </w:tcPr>
+          <w:p>
+            <w:pPr>
+              <w:spacing w:after="0"/>
+              <w:jc w:val="center"/>
+            </w:pPr>
+            <w:r>
+              <w:rPr>
+                <w:rFonts w:ascii="Calibri" w:hAnsi="Calibri" w:eastAsia="微软雅黑"/>
+                <w:b w:val="0"/>
+                <w:color w:val="AAC4B6"/>
+                <w:sz w:val="21"/>
+              </w:rPr>
+              <w:t>发现，</w:t>
+            </w:r>
+          </w:p>
+        </w:tc>
+        <w:tc>
+          <w:tcPr>
+            <w:tcW w:type="dxa" w:w="2635"/>
           </w:tcPr>
           <w:p>
             <w:pPr>
@@ -1332,13 +1571,14 @@
         </w:tblBorders>
       </w:tblPr>
       <w:tblGrid>
-        <w:gridCol w:w="5270"/>
-        <w:gridCol w:w="5270"/>
+        <w:gridCol w:w="3513"/>
+        <w:gridCol w:w="3513"/>
+        <w:gridCol w:w="3513"/>
       </w:tblGrid>
       <w:tr>
         <w:tc>
           <w:tcPr>
-            <w:tcW w:type="dxa" w:w="5270"/>
+            <w:tcW w:type="dxa" w:w="3513"/>
           </w:tcPr>
           <w:p>
             <w:pPr>
@@ -1358,7 +1598,7 @@
         </w:tc>
         <w:tc>
           <w:tcPr>
-            <w:tcW w:type="dxa" w:w="5270"/>
+            <w:tcW w:type="dxa" w:w="3513"/>
           </w:tcPr>
           <w:p>
             <w:pPr>
@@ -1390,7 +1630,27 @@
                 <w:color w:val="F0F7F2"/>
                 <w:sz w:val="26"/>
               </w:rPr>
-              <w:t xml:space="preserve"> rights to The Times,</w:t>
+              <w:t xml:space="preserve"> rights</w:t>
+            </w:r>
+          </w:p>
+        </w:tc>
+        <w:tc>
+          <w:tcPr>
+            <w:tcW w:type="dxa" w:w="3513"/>
+          </w:tcPr>
+          <w:p>
+            <w:pPr>
+              <w:spacing w:after="0"/>
+              <w:jc w:val="center"/>
+            </w:pPr>
+            <w:r>
+              <w:rPr>
+                <w:rFonts w:ascii="Calibri" w:hAnsi="Calibri" w:eastAsia="微软雅黑"/>
+                <w:b w:val="0"/>
+                <w:color w:val="F0F7F2"/>
+                <w:sz w:val="26"/>
+              </w:rPr>
+              <w:t>to The Times,</w:t>
             </w:r>
           </w:p>
         </w:tc>
@@ -1398,7 +1658,7 @@
       <w:tr>
         <w:tc>
           <w:tcPr>
-            <w:tcW w:type="dxa" w:w="5270"/>
+            <w:tcW w:type="dxa" w:w="3513"/>
           </w:tcPr>
           <w:p>
             <w:pPr>
@@ -1418,7 +1678,7 @@
         </w:tc>
         <w:tc>
           <w:tcPr>
-            <w:tcW w:type="dxa" w:w="5270"/>
+            <w:tcW w:type="dxa" w:w="3513"/>
           </w:tcPr>
           <w:p>
             <w:pPr>
@@ -1468,7 +1728,27 @@
                 <w:color w:val="AAC4B6"/>
                 <w:sz w:val="21"/>
               </w:rPr>
-              <w:t>新闻报道权卖给了《泰晤士报》，</w:t>
+              <w:t>新闻报道权卖给了</w:t>
+            </w:r>
+          </w:p>
+        </w:tc>
+        <w:tc>
+          <w:tcPr>
+            <w:tcW w:type="dxa" w:w="3513"/>
+          </w:tcPr>
+          <w:p>
+            <w:pPr>
+              <w:spacing w:after="0"/>
+              <w:jc w:val="center"/>
+            </w:pPr>
+            <w:r>
+              <w:rPr>
+                <w:rFonts w:ascii="Calibri" w:hAnsi="Calibri" w:eastAsia="微软雅黑"/>
+                <w:b w:val="0"/>
+                <w:color w:val="AAC4B6"/>
+                <w:sz w:val="21"/>
+              </w:rPr>
+              <w:t>《泰晤士报》，</w:t>
             </w:r>
           </w:p>
         </w:tc>
@@ -1490,13 +1770,17 @@
         </w:tblBorders>
       </w:tblPr>
       <w:tblGrid>
-        <w:gridCol w:w="5270"/>
-        <w:gridCol w:w="5270"/>
+        <w:gridCol w:w="1757"/>
+        <w:gridCol w:w="1757"/>
+        <w:gridCol w:w="1757"/>
+        <w:gridCol w:w="1757"/>
+        <w:gridCol w:w="1757"/>
+        <w:gridCol w:w="1757"/>
       </w:tblGrid>
       <w:tr>
         <w:tc>
           <w:tcPr>
-            <w:tcW w:type="dxa" w:w="5270"/>
+            <w:tcW w:type="dxa" w:w="1757"/>
           </w:tcPr>
           <w:p>
             <w:pPr>
@@ -1525,7 +1809,7 @@
         </w:tc>
         <w:tc>
           <w:tcPr>
-            <w:tcW w:type="dxa" w:w="5270"/>
+            <w:tcW w:type="dxa" w:w="1757"/>
           </w:tcPr>
           <w:p>
             <w:pPr>
@@ -1539,8 +1823,19 @@
                 <w:color w:val="F0F7F2"/>
                 <w:sz w:val="26"/>
               </w:rPr>
-              <w:t xml:space="preserve">that left </w:t>
-            </w:r>
+              <w:t>that left</w:t>
+            </w:r>
+          </w:p>
+        </w:tc>
+        <w:tc>
+          <w:tcPr>
+            <w:tcW w:type="dxa" w:w="1757"/>
+          </w:tcPr>
+          <w:p>
+            <w:pPr>
+              <w:spacing w:after="0"/>
+              <w:jc w:val="center"/>
+            </w:pPr>
             <w:r>
               <w:rPr>
                 <w:rFonts w:ascii="Calibri" w:hAnsi="Calibri" w:eastAsia="微软雅黑"/>
@@ -1550,6 +1845,17 @@
               </w:rPr>
               <w:t>competing</w:t>
             </w:r>
+          </w:p>
+        </w:tc>
+        <w:tc>
+          <w:tcPr>
+            <w:tcW w:type="dxa" w:w="1757"/>
+          </w:tcPr>
+          <w:p>
+            <w:pPr>
+              <w:spacing w:after="0"/>
+              <w:jc w:val="center"/>
+            </w:pPr>
             <w:r>
               <w:rPr>
                 <w:rFonts w:ascii="Calibri" w:hAnsi="Calibri" w:eastAsia="微软雅黑"/>
@@ -1557,8 +1863,19 @@
                 <w:color w:val="F0F7F2"/>
                 <w:sz w:val="26"/>
               </w:rPr>
-              <w:t xml:space="preserve"> reporters </w:t>
-            </w:r>
+              <w:t>reporters</w:t>
+            </w:r>
+          </w:p>
+        </w:tc>
+        <w:tc>
+          <w:tcPr>
+            <w:tcW w:type="dxa" w:w="1757"/>
+          </w:tcPr>
+          <w:p>
+            <w:pPr>
+              <w:spacing w:after="0"/>
+              <w:jc w:val="center"/>
+            </w:pPr>
             <w:r>
               <w:rPr>
                 <w:rFonts w:ascii="Calibri" w:hAnsi="Calibri" w:eastAsia="微软雅黑"/>
@@ -1568,6 +1885,17 @@
               </w:rPr>
               <w:t>starved of</w:t>
             </w:r>
+          </w:p>
+        </w:tc>
+        <w:tc>
+          <w:tcPr>
+            <w:tcW w:type="dxa" w:w="1757"/>
+          </w:tcPr>
+          <w:p>
+            <w:pPr>
+              <w:spacing w:after="0"/>
+              <w:jc w:val="center"/>
+            </w:pPr>
             <w:r>
               <w:rPr>
                 <w:rFonts w:ascii="Calibri" w:hAnsi="Calibri" w:eastAsia="微软雅黑"/>
@@ -1575,7 +1903,7 @@
                 <w:color w:val="F0F7F2"/>
                 <w:sz w:val="26"/>
               </w:rPr>
-              <w:t xml:space="preserve"> news.</w:t>
+              <w:t>news.</w:t>
             </w:r>
           </w:p>
         </w:tc>
@@ -1583,7 +1911,7 @@
       <w:tr>
         <w:tc>
           <w:tcPr>
-            <w:tcW w:type="dxa" w:w="5270"/>
+            <w:tcW w:type="dxa" w:w="1757"/>
           </w:tcPr>
           <w:p>
             <w:pPr>
@@ -1621,7 +1949,7 @@
         </w:tc>
         <w:tc>
           <w:tcPr>
-            <w:tcW w:type="dxa" w:w="5270"/>
+            <w:tcW w:type="dxa" w:w="1757"/>
           </w:tcPr>
           <w:p>
             <w:pPr>
@@ -1637,6 +1965,37 @@
               </w:rPr>
               <w:t>让</w:t>
             </w:r>
+          </w:p>
+        </w:tc>
+        <w:tc>
+          <w:tcPr>
+            <w:tcW w:type="dxa" w:w="1757"/>
+          </w:tcPr>
+          <w:p>
+            <w:pPr>
+              <w:spacing w:after="0"/>
+              <w:jc w:val="center"/>
+            </w:pPr>
+            <w:r>
+              <w:rPr>
+                <w:rFonts w:ascii="Calibri" w:hAnsi="Calibri" w:eastAsia="微软雅黑"/>
+                <w:b/>
+                <w:color w:val="FB923C"/>
+                <w:sz w:val="21"/>
+              </w:rPr>
+              <w:t>相互竞争的</w:t>
+            </w:r>
+          </w:p>
+        </w:tc>
+        <w:tc>
+          <w:tcPr>
+            <w:tcW w:type="dxa" w:w="1757"/>
+          </w:tcPr>
+          <w:p>
+            <w:pPr>
+              <w:spacing w:after="0"/>
+              <w:jc w:val="center"/>
+            </w:pPr>
             <w:r>
               <w:rPr>
                 <w:rFonts w:ascii="Calibri" w:hAnsi="Calibri" w:eastAsia="微软雅黑"/>
@@ -1644,44 +2003,19 @@
                 <w:color w:val="AAC4B6"/>
                 <w:sz w:val="21"/>
               </w:rPr>
-              <w:t xml:space="preserve"> </w:t>
-            </w:r>
-            <w:r>
-              <w:rPr>
-                <w:rFonts w:ascii="Calibri" w:hAnsi="Calibri" w:eastAsia="微软雅黑"/>
-                <w:b/>
-                <w:color w:val="FB923C"/>
-                <w:sz w:val="21"/>
-              </w:rPr>
-              <w:t>相互竞争的</w:t>
-            </w:r>
-            <w:r>
-              <w:rPr>
-                <w:rFonts w:ascii="Calibri" w:hAnsi="Calibri" w:eastAsia="微软雅黑"/>
-                <w:b w:val="0"/>
-                <w:color w:val="AAC4B6"/>
-                <w:sz w:val="21"/>
-              </w:rPr>
-              <w:t xml:space="preserve"> </w:t>
-            </w:r>
-            <w:r>
-              <w:rPr>
-                <w:rFonts w:ascii="Calibri" w:hAnsi="Calibri" w:eastAsia="微软雅黑"/>
-                <w:b w:val="0"/>
-                <w:color w:val="AAC4B6"/>
-                <w:sz w:val="21"/>
-              </w:rPr>
               <w:t>其他记者</w:t>
             </w:r>
-            <w:r>
-              <w:rPr>
-                <w:rFonts w:ascii="Calibri" w:hAnsi="Calibri" w:eastAsia="微软雅黑"/>
-                <w:b w:val="0"/>
-                <w:color w:val="AAC4B6"/>
-                <w:sz w:val="21"/>
-              </w:rPr>
-              <w:t xml:space="preserve"> </w:t>
-            </w:r>
+          </w:p>
+        </w:tc>
+        <w:tc>
+          <w:tcPr>
+            <w:tcW w:type="dxa" w:w="1757"/>
+          </w:tcPr>
+          <w:p>
+            <w:pPr>
+              <w:spacing w:after="0"/>
+              <w:jc w:val="center"/>
+            </w:pPr>
             <w:r>
               <w:rPr>
                 <w:rFonts w:ascii="Calibri" w:hAnsi="Calibri" w:eastAsia="微软雅黑"/>
@@ -1691,15 +2025,17 @@
               </w:rPr>
               <w:t>严重缺少</w:t>
             </w:r>
-            <w:r>
-              <w:rPr>
-                <w:rFonts w:ascii="Calibri" w:hAnsi="Calibri" w:eastAsia="微软雅黑"/>
-                <w:b w:val="0"/>
-                <w:color w:val="AAC4B6"/>
-                <w:sz w:val="21"/>
-              </w:rPr>
-              <w:t xml:space="preserve"> </w:t>
-            </w:r>
+          </w:p>
+        </w:tc>
+        <w:tc>
+          <w:tcPr>
+            <w:tcW w:type="dxa" w:w="1757"/>
+          </w:tcPr>
+          <w:p>
+            <w:pPr>
+              <w:spacing w:after="0"/>
+              <w:jc w:val="center"/>
+            </w:pPr>
             <w:r>
               <w:rPr>
                 <w:rFonts w:ascii="Calibri" w:hAnsi="Calibri" w:eastAsia="微软雅黑"/>
@@ -1750,14 +2086,18 @@
         </w:tblBorders>
       </w:tblPr>
       <w:tblGrid>
-        <w:gridCol w:w="3513"/>
-        <w:gridCol w:w="3513"/>
-        <w:gridCol w:w="3513"/>
+        <w:gridCol w:w="1506"/>
+        <w:gridCol w:w="1506"/>
+        <w:gridCol w:w="1506"/>
+        <w:gridCol w:w="1506"/>
+        <w:gridCol w:w="1506"/>
+        <w:gridCol w:w="1506"/>
+        <w:gridCol w:w="1506"/>
       </w:tblGrid>
       <w:tr>
         <w:tc>
           <w:tcPr>
-            <w:tcW w:type="dxa" w:w="3513"/>
+            <w:tcW w:type="dxa" w:w="1506"/>
           </w:tcPr>
           <w:p>
             <w:pPr>
@@ -1777,7 +2117,7 @@
         </w:tc>
         <w:tc>
           <w:tcPr>
-            <w:tcW w:type="dxa" w:w="3513"/>
+            <w:tcW w:type="dxa" w:w="1506"/>
           </w:tcPr>
           <w:p>
             <w:pPr>
@@ -1793,29 +2133,11 @@
               </w:rPr>
               <w:t>resorted to</w:t>
             </w:r>
-            <w:r>
-              <w:rPr>
-                <w:rFonts w:ascii="Calibri" w:hAnsi="Calibri" w:eastAsia="微软雅黑"/>
-                <w:b w:val="0"/>
-                <w:color w:val="F0F7F2"/>
-                <w:sz w:val="26"/>
-              </w:rPr>
-              <w:t xml:space="preserve"> </w:t>
-            </w:r>
-            <w:r>
-              <w:rPr>
-                <w:rFonts w:ascii="Calibri" w:hAnsi="Calibri" w:eastAsia="微软雅黑"/>
-                <w:b/>
-                <w:color w:val="FBBF24"/>
-                <w:sz w:val="26"/>
-              </w:rPr>
-              <w:t>speculation</w:t>
-            </w:r>
           </w:p>
         </w:tc>
         <w:tc>
           <w:tcPr>
-            <w:tcW w:type="dxa" w:w="3513"/>
+            <w:tcW w:type="dxa" w:w="1506"/>
           </w:tcPr>
           <w:p>
             <w:pPr>
@@ -1825,12 +2147,83 @@
             <w:r>
               <w:rPr>
                 <w:rFonts w:ascii="Calibri" w:hAnsi="Calibri" w:eastAsia="微软雅黑"/>
+                <w:b/>
+                <w:color w:val="FBBF24"/>
+                <w:sz w:val="26"/>
+              </w:rPr>
+              <w:t>speculation</w:t>
+            </w:r>
+          </w:p>
+        </w:tc>
+        <w:tc>
+          <w:tcPr>
+            <w:tcW w:type="dxa" w:w="1506"/>
+          </w:tcPr>
+          <w:p>
+            <w:pPr>
+              <w:spacing w:after="0"/>
+              <w:jc w:val="center"/>
+            </w:pPr>
+            <w:r>
+              <w:rPr>
+                <w:rFonts w:ascii="Calibri" w:hAnsi="Calibri" w:eastAsia="微软雅黑"/>
                 <w:b w:val="0"/>
                 <w:color w:val="F0F7F2"/>
                 <w:sz w:val="26"/>
               </w:rPr>
-              <w:t xml:space="preserve">or sought outside </w:t>
-            </w:r>
+              <w:t>or</w:t>
+            </w:r>
+          </w:p>
+        </w:tc>
+        <w:tc>
+          <w:tcPr>
+            <w:tcW w:type="dxa" w:w="1506"/>
+          </w:tcPr>
+          <w:p>
+            <w:pPr>
+              <w:spacing w:after="0"/>
+              <w:jc w:val="center"/>
+            </w:pPr>
+            <w:r>
+              <w:rPr>
+                <w:rFonts w:ascii="Calibri" w:hAnsi="Calibri" w:eastAsia="微软雅黑"/>
+                <w:b w:val="0"/>
+                <w:color w:val="F0F7F2"/>
+                <w:sz w:val="26"/>
+              </w:rPr>
+              <w:t>sought</w:t>
+            </w:r>
+          </w:p>
+        </w:tc>
+        <w:tc>
+          <w:tcPr>
+            <w:tcW w:type="dxa" w:w="1506"/>
+          </w:tcPr>
+          <w:p>
+            <w:pPr>
+              <w:spacing w:after="0"/>
+              <w:jc w:val="center"/>
+            </w:pPr>
+            <w:r>
+              <w:rPr>
+                <w:rFonts w:ascii="Calibri" w:hAnsi="Calibri" w:eastAsia="微软雅黑"/>
+                <w:b w:val="0"/>
+                <w:color w:val="F0F7F2"/>
+                <w:sz w:val="26"/>
+              </w:rPr>
+              <w:t>outside</w:t>
+            </w:r>
+          </w:p>
+        </w:tc>
+        <w:tc>
+          <w:tcPr>
+            <w:tcW w:type="dxa" w:w="1506"/>
+          </w:tcPr>
+          <w:p>
+            <w:pPr>
+              <w:spacing w:after="0"/>
+              <w:jc w:val="center"/>
+            </w:pPr>
             <w:r>
               <w:rPr>
                 <w:rFonts w:ascii="Calibri" w:hAnsi="Calibri" w:eastAsia="微软雅黑"/>
@@ -1855,7 +2248,7 @@
       <w:tr>
         <w:tc>
           <w:tcPr>
-            <w:tcW w:type="dxa" w:w="3513"/>
+            <w:tcW w:type="dxa" w:w="1506"/>
           </w:tcPr>
           <w:p>
             <w:pPr>
@@ -1875,7 +2268,7 @@
         </w:tc>
         <w:tc>
           <w:tcPr>
-            <w:tcW w:type="dxa" w:w="3513"/>
+            <w:tcW w:type="dxa" w:w="1506"/>
           </w:tcPr>
           <w:p>
             <w:pPr>
@@ -1900,38 +2293,11 @@
               </w:rPr>
               <w:t>诉诸于</w:t>
             </w:r>
-            <w:r>
-              <w:rPr>
-                <w:rFonts w:ascii="Calibri" w:hAnsi="Calibri" w:eastAsia="微软雅黑"/>
-                <w:b w:val="0"/>
-                <w:color w:val="AAC4B6"/>
-                <w:sz w:val="21"/>
-              </w:rPr>
-              <w:t xml:space="preserve"> </w:t>
-            </w:r>
-            <w:r>
-              <w:rPr>
-                <w:rFonts w:ascii="Calibri" w:hAnsi="Calibri" w:eastAsia="微软雅黑"/>
-                <w:b/>
-                <w:color w:val="FBBF24"/>
-                <w:sz w:val="21"/>
-              </w:rPr>
-              <w:t>猜测</w:t>
-            </w:r>
-            <w:r>
-              <w:rPr>
-                <w:rFonts w:ascii="Calibri" w:hAnsi="Calibri" w:eastAsia="微软雅黑"/>
-                <w:b w:val="0"/>
-                <w:color w:val="AAC4B6"/>
-                <w:sz w:val="21"/>
-              </w:rPr>
-              <w:t>，</w:t>
-            </w:r>
           </w:p>
         </w:tc>
         <w:tc>
           <w:tcPr>
-            <w:tcW w:type="dxa" w:w="3513"/>
+            <w:tcW w:type="dxa" w:w="1506"/>
           </w:tcPr>
           <w:p>
             <w:pPr>
@@ -1941,12 +2307,32 @@
             <w:r>
               <w:rPr>
                 <w:rFonts w:ascii="Calibri" w:hAnsi="Calibri" w:eastAsia="微软雅黑"/>
+                <w:b/>
+                <w:color w:val="FBBF24"/>
+                <w:sz w:val="21"/>
+              </w:rPr>
+              <w:t>猜测</w:t>
+            </w:r>
+            <w:r>
+              <w:rPr>
+                <w:rFonts w:ascii="Calibri" w:hAnsi="Calibri" w:eastAsia="微软雅黑"/>
                 <w:b w:val="0"/>
                 <w:color w:val="AAC4B6"/>
                 <w:sz w:val="21"/>
               </w:rPr>
-              <w:t>或者是找外界的</w:t>
-            </w:r>
+              <w:t>，</w:t>
+            </w:r>
+          </w:p>
+        </w:tc>
+        <w:tc>
+          <w:tcPr>
+            <w:tcW w:type="dxa" w:w="1506"/>
+          </w:tcPr>
+          <w:p>
+            <w:pPr>
+              <w:spacing w:after="0"/>
+              <w:jc w:val="center"/>
+            </w:pPr>
             <w:r>
               <w:rPr>
                 <w:rFonts w:ascii="Calibri" w:hAnsi="Calibri" w:eastAsia="微软雅黑"/>
@@ -1954,8 +2340,59 @@
                 <w:color w:val="AAC4B6"/>
                 <w:sz w:val="21"/>
               </w:rPr>
-              <w:t xml:space="preserve"> </w:t>
-            </w:r>
+              <w:t>或者是</w:t>
+            </w:r>
+          </w:p>
+        </w:tc>
+        <w:tc>
+          <w:tcPr>
+            <w:tcW w:type="dxa" w:w="1506"/>
+          </w:tcPr>
+          <w:p>
+            <w:pPr>
+              <w:spacing w:after="0"/>
+              <w:jc w:val="center"/>
+            </w:pPr>
+            <w:r>
+              <w:rPr>
+                <w:rFonts w:ascii="Calibri" w:hAnsi="Calibri" w:eastAsia="微软雅黑"/>
+                <w:b w:val="0"/>
+                <w:color w:val="AAC4B6"/>
+                <w:sz w:val="21"/>
+              </w:rPr>
+              <w:t>找</w:t>
+            </w:r>
+          </w:p>
+        </w:tc>
+        <w:tc>
+          <w:tcPr>
+            <w:tcW w:type="dxa" w:w="1506"/>
+          </w:tcPr>
+          <w:p>
+            <w:pPr>
+              <w:spacing w:after="0"/>
+              <w:jc w:val="center"/>
+            </w:pPr>
+            <w:r>
+              <w:rPr>
+                <w:rFonts w:ascii="Calibri" w:hAnsi="Calibri" w:eastAsia="微软雅黑"/>
+                <w:b w:val="0"/>
+                <w:color w:val="AAC4B6"/>
+                <w:sz w:val="21"/>
+              </w:rPr>
+              <w:t>外界的</w:t>
+            </w:r>
+          </w:p>
+        </w:tc>
+        <w:tc>
+          <w:tcPr>
+            <w:tcW w:type="dxa" w:w="1506"/>
+          </w:tcPr>
+          <w:p>
+            <w:pPr>
+              <w:spacing w:after="0"/>
+              <w:jc w:val="center"/>
+            </w:pPr>
             <w:r>
               <w:rPr>
                 <w:rFonts w:ascii="Calibri" w:hAnsi="Calibri" w:eastAsia="微软雅黑"/>
@@ -2013,14 +2450,16 @@
         </w:tblBorders>
       </w:tblPr>
       <w:tblGrid>
-        <w:gridCol w:w="3513"/>
-        <w:gridCol w:w="3513"/>
-        <w:gridCol w:w="3513"/>
+        <w:gridCol w:w="2108"/>
+        <w:gridCol w:w="2108"/>
+        <w:gridCol w:w="2108"/>
+        <w:gridCol w:w="2108"/>
+        <w:gridCol w:w="2108"/>
       </w:tblGrid>
       <w:tr>
         <w:tc>
           <w:tcPr>
-            <w:tcW w:type="dxa" w:w="3513"/>
+            <w:tcW w:type="dxa" w:w="2108"/>
           </w:tcPr>
           <w:p>
             <w:pPr>
@@ -2040,7 +2479,7 @@
         </w:tc>
         <w:tc>
           <w:tcPr>
-            <w:tcW w:type="dxa" w:w="3513"/>
+            <w:tcW w:type="dxa" w:w="2108"/>
           </w:tcPr>
           <w:p>
             <w:pPr>
@@ -2065,20 +2504,11 @@
               </w:rPr>
               <w:t>best-selling</w:t>
             </w:r>
-            <w:r>
-              <w:rPr>
-                <w:rFonts w:ascii="Calibri" w:hAnsi="Calibri" w:eastAsia="微软雅黑"/>
-                <w:b w:val="0"/>
-                <w:color w:val="F0F7F2"/>
-                <w:sz w:val="26"/>
-              </w:rPr>
-              <w:t xml:space="preserve"> novelist Marie Corelli</w:t>
-            </w:r>
           </w:p>
         </w:tc>
         <w:tc>
           <w:tcPr>
-            <w:tcW w:type="dxa" w:w="3513"/>
+            <w:tcW w:type="dxa" w:w="2108"/>
           </w:tcPr>
           <w:p>
             <w:pPr>
@@ -2092,6 +2522,46 @@
                 <w:color w:val="F0F7F2"/>
                 <w:sz w:val="26"/>
               </w:rPr>
+              <w:t>novelist</w:t>
+            </w:r>
+          </w:p>
+        </w:tc>
+        <w:tc>
+          <w:tcPr>
+            <w:tcW w:type="dxa" w:w="2108"/>
+          </w:tcPr>
+          <w:p>
+            <w:pPr>
+              <w:spacing w:after="0"/>
+              <w:jc w:val="center"/>
+            </w:pPr>
+            <w:r>
+              <w:rPr>
+                <w:rFonts w:ascii="Calibri" w:hAnsi="Calibri" w:eastAsia="微软雅黑"/>
+                <w:b w:val="0"/>
+                <w:color w:val="F0F7F2"/>
+                <w:sz w:val="26"/>
+              </w:rPr>
+              <w:t>Marie Corelli</w:t>
+            </w:r>
+          </w:p>
+        </w:tc>
+        <w:tc>
+          <w:tcPr>
+            <w:tcW w:type="dxa" w:w="2108"/>
+          </w:tcPr>
+          <w:p>
+            <w:pPr>
+              <w:spacing w:after="0"/>
+              <w:jc w:val="center"/>
+            </w:pPr>
+            <w:r>
+              <w:rPr>
+                <w:rFonts w:ascii="Calibri" w:hAnsi="Calibri" w:eastAsia="微软雅黑"/>
+                <w:b w:val="0"/>
+                <w:color w:val="F0F7F2"/>
+                <w:sz w:val="26"/>
+              </w:rPr>
               <w:t>warned publicly</w:t>
             </w:r>
           </w:p>
@@ -2100,7 +2570,7 @@
       <w:tr>
         <w:tc>
           <w:tcPr>
-            <w:tcW w:type="dxa" w:w="3513"/>
+            <w:tcW w:type="dxa" w:w="2108"/>
           </w:tcPr>
           <w:p>
             <w:pPr>
@@ -2120,7 +2590,7 @@
         </w:tc>
         <w:tc>
           <w:tcPr>
-            <w:tcW w:type="dxa" w:w="3513"/>
+            <w:tcW w:type="dxa" w:w="2108"/>
           </w:tcPr>
           <w:p>
             <w:pPr>
@@ -2136,29 +2606,51 @@
               </w:rPr>
               <w:t>畅销</w:t>
             </w:r>
-            <w:r>
-              <w:rPr>
-                <w:rFonts w:ascii="Calibri" w:hAnsi="Calibri" w:eastAsia="微软雅黑"/>
-                <w:b w:val="0"/>
-                <w:color w:val="AAC4B6"/>
-                <w:sz w:val="21"/>
-              </w:rPr>
-              <w:t xml:space="preserve"> </w:t>
-            </w:r>
-            <w:r>
-              <w:rPr>
-                <w:rFonts w:ascii="Calibri" w:hAnsi="Calibri" w:eastAsia="微软雅黑"/>
-                <w:b w:val="0"/>
-                <w:color w:val="AAC4B6"/>
-                <w:sz w:val="21"/>
-              </w:rPr>
-              <w:t>小说家玛丽·科雷利</w:t>
-            </w:r>
           </w:p>
         </w:tc>
         <w:tc>
           <w:tcPr>
-            <w:tcW w:type="dxa" w:w="3513"/>
+            <w:tcW w:type="dxa" w:w="2108"/>
+          </w:tcPr>
+          <w:p>
+            <w:pPr>
+              <w:spacing w:after="0"/>
+              <w:jc w:val="center"/>
+            </w:pPr>
+            <w:r>
+              <w:rPr>
+                <w:rFonts w:ascii="Calibri" w:hAnsi="Calibri" w:eastAsia="微软雅黑"/>
+                <w:b w:val="0"/>
+                <w:color w:val="AAC4B6"/>
+                <w:sz w:val="21"/>
+              </w:rPr>
+              <w:t>小说家</w:t>
+            </w:r>
+          </w:p>
+        </w:tc>
+        <w:tc>
+          <w:tcPr>
+            <w:tcW w:type="dxa" w:w="2108"/>
+          </w:tcPr>
+          <w:p>
+            <w:pPr>
+              <w:spacing w:after="0"/>
+              <w:jc w:val="center"/>
+            </w:pPr>
+            <w:r>
+              <w:rPr>
+                <w:rFonts w:ascii="Calibri" w:hAnsi="Calibri" w:eastAsia="微软雅黑"/>
+                <w:b w:val="0"/>
+                <w:color w:val="AAC4B6"/>
+                <w:sz w:val="21"/>
+              </w:rPr>
+              <w:t>玛丽·科雷利</w:t>
+            </w:r>
+          </w:p>
+        </w:tc>
+        <w:tc>
+          <w:tcPr>
+            <w:tcW w:type="dxa" w:w="2108"/>
           </w:tcPr>
           <w:p>
             <w:pPr>
@@ -2194,14 +2686,15 @@
         </w:tblBorders>
       </w:tblPr>
       <w:tblGrid>
-        <w:gridCol w:w="3513"/>
-        <w:gridCol w:w="3513"/>
-        <w:gridCol w:w="3513"/>
+        <w:gridCol w:w="2635"/>
+        <w:gridCol w:w="2635"/>
+        <w:gridCol w:w="2635"/>
+        <w:gridCol w:w="2635"/>
       </w:tblGrid>
       <w:tr>
         <w:tc>
           <w:tcPr>
-            <w:tcW w:type="dxa" w:w="3513"/>
+            <w:tcW w:type="dxa" w:w="2635"/>
           </w:tcPr>
           <w:p>
             <w:pPr>
@@ -2226,29 +2719,11 @@
               </w:rPr>
               <w:t>dire</w:t>
             </w:r>
-            <w:r>
-              <w:rPr>
-                <w:rFonts w:ascii="Calibri" w:hAnsi="Calibri" w:eastAsia="微软雅黑"/>
-                <w:b w:val="0"/>
-                <w:color w:val="F0F7F2"/>
-                <w:sz w:val="26"/>
-              </w:rPr>
-              <w:t xml:space="preserve"> </w:t>
-            </w:r>
-            <w:r>
-              <w:rPr>
-                <w:rFonts w:ascii="Calibri" w:hAnsi="Calibri" w:eastAsia="微软雅黑"/>
-                <w:b/>
-                <w:color w:val="C4B5FD"/>
-                <w:sz w:val="26"/>
-              </w:rPr>
-              <w:t>punishment</w:t>
-            </w:r>
           </w:p>
         </w:tc>
         <w:tc>
           <w:tcPr>
-            <w:tcW w:type="dxa" w:w="3513"/>
+            <w:tcW w:type="dxa" w:w="2635"/>
           </w:tcPr>
           <w:p>
             <w:pPr>
@@ -2258,17 +2733,17 @@
             <w:r>
               <w:rPr>
                 <w:rFonts w:ascii="Calibri" w:hAnsi="Calibri" w:eastAsia="微软雅黑"/>
-                <w:b w:val="0"/>
-                <w:color w:val="F0F7F2"/>
+                <w:b/>
+                <w:color w:val="C4B5FD"/>
                 <w:sz w:val="26"/>
               </w:rPr>
-              <w:t>awaited</w:t>
+              <w:t>punishment</w:t>
             </w:r>
           </w:p>
         </w:tc>
         <w:tc>
           <w:tcPr>
-            <w:tcW w:type="dxa" w:w="3513"/>
+            <w:tcW w:type="dxa" w:w="2635"/>
           </w:tcPr>
           <w:p>
             <w:pPr>
@@ -2282,6 +2757,26 @@
                 <w:color w:val="F0F7F2"/>
                 <w:sz w:val="26"/>
               </w:rPr>
+              <w:t>awaited</w:t>
+            </w:r>
+          </w:p>
+        </w:tc>
+        <w:tc>
+          <w:tcPr>
+            <w:tcW w:type="dxa" w:w="2635"/>
+          </w:tcPr>
+          <w:p>
+            <w:pPr>
+              <w:spacing w:after="0"/>
+              <w:jc w:val="center"/>
+            </w:pPr>
+            <w:r>
+              <w:rPr>
+                <w:rFonts w:ascii="Calibri" w:hAnsi="Calibri" w:eastAsia="微软雅黑"/>
+                <w:b w:val="0"/>
+                <w:color w:val="F0F7F2"/>
+                <w:sz w:val="26"/>
+              </w:rPr>
               <w:t xml:space="preserve">anyone who entered a sealed </w:t>
             </w:r>
             <w:r>
@@ -2308,7 +2803,7 @@
       <w:tr>
         <w:tc>
           <w:tcPr>
-            <w:tcW w:type="dxa" w:w="3513"/>
+            <w:tcW w:type="dxa" w:w="2635"/>
           </w:tcPr>
           <w:p>
             <w:pPr>
@@ -2324,29 +2819,11 @@
               </w:rPr>
               <w:t>极其严重的</w:t>
             </w:r>
-            <w:r>
-              <w:rPr>
-                <w:rFonts w:ascii="Calibri" w:hAnsi="Calibri" w:eastAsia="微软雅黑"/>
-                <w:b w:val="0"/>
-                <w:color w:val="AAC4B6"/>
-                <w:sz w:val="21"/>
-              </w:rPr>
-              <w:t xml:space="preserve"> </w:t>
-            </w:r>
-            <w:r>
-              <w:rPr>
-                <w:rFonts w:ascii="Calibri" w:hAnsi="Calibri" w:eastAsia="微软雅黑"/>
-                <w:b/>
-                <w:color w:val="C4B5FD"/>
-                <w:sz w:val="21"/>
-              </w:rPr>
-              <w:t>惩罚</w:t>
-            </w:r>
           </w:p>
         </w:tc>
         <w:tc>
           <w:tcPr>
-            <w:tcW w:type="dxa" w:w="3513"/>
+            <w:tcW w:type="dxa" w:w="2635"/>
           </w:tcPr>
           <w:p>
             <w:pPr>
@@ -2356,17 +2833,37 @@
             <w:r>
               <w:rPr>
                 <w:rFonts w:ascii="Calibri" w:hAnsi="Calibri" w:eastAsia="微软雅黑"/>
-                <w:b w:val="0"/>
-                <w:color w:val="AAC4B6"/>
+                <w:b/>
+                <w:color w:val="C4B5FD"/>
                 <w:sz w:val="21"/>
               </w:rPr>
-              <w:t>等待着</w:t>
+              <w:t>惩罚</w:t>
             </w:r>
           </w:p>
         </w:tc>
         <w:tc>
           <w:tcPr>
-            <w:tcW w:type="dxa" w:w="3513"/>
+            <w:tcW w:type="dxa" w:w="2635"/>
+          </w:tcPr>
+          <w:p>
+            <w:pPr>
+              <w:spacing w:after="0"/>
+              <w:jc w:val="center"/>
+            </w:pPr>
+            <w:r>
+              <w:rPr>
+                <w:rFonts w:ascii="Calibri" w:hAnsi="Calibri" w:eastAsia="微软雅黑"/>
+                <w:b w:val="0"/>
+                <w:color w:val="AAC4B6"/>
+                <w:sz w:val="21"/>
+              </w:rPr>
+              <w:t>等待着</w:t>
+            </w:r>
+          </w:p>
+        </w:tc>
+        <w:tc>
+          <w:tcPr>
+            <w:tcW w:type="dxa" w:w="2635"/>
           </w:tcPr>
           <w:p>
             <w:pPr>
@@ -2435,7 +2932,9 @@
         </w:rPr>
         <w:t>（that…：宾语从句；who…：定语从句，修饰 anyone）</w:t>
         <w:br/>
-        <w:t>（@dire 情况、后果或处境极其严重，糟糕到令人担忧，通常还带有强烈的紧迫感。）</w:t>
+        <w:t>（@dire 情况、后果或处境极其严重，</w:t>
+        <w:br/>
+        <w:t>@dire|糟糕到令人担忧，通常还带有强烈的紧迫感。）</w:t>
       </w:r>
     </w:p>
     <w:p>
@@ -3107,13 +3606,16 @@
         </w:tblBorders>
       </w:tblPr>
       <w:tblGrid>
-        <w:gridCol w:w="5270"/>
-        <w:gridCol w:w="5270"/>
+        <w:gridCol w:w="2108"/>
+        <w:gridCol w:w="2108"/>
+        <w:gridCol w:w="2108"/>
+        <w:gridCol w:w="2108"/>
+        <w:gridCol w:w="2108"/>
       </w:tblGrid>
       <w:tr>
         <w:tc>
           <w:tcPr>
-            <w:tcW w:type="dxa" w:w="5270"/>
+            <w:tcW w:type="dxa" w:w="2108"/>
           </w:tcPr>
           <w:p>
             <w:pPr>
@@ -3151,7 +3653,7 @@
         </w:tc>
         <w:tc>
           <w:tcPr>
-            <w:tcW w:type="dxa" w:w="5270"/>
+            <w:tcW w:type="dxa" w:w="2108"/>
           </w:tcPr>
           <w:p>
             <w:pPr>
@@ -3165,8 +3667,59 @@
                 <w:color w:val="F0F7F2"/>
                 <w:sz w:val="26"/>
               </w:rPr>
-              <w:t xml:space="preserve">and blood poisoning led to </w:t>
-            </w:r>
+              <w:t>and</w:t>
+            </w:r>
+          </w:p>
+        </w:tc>
+        <w:tc>
+          <w:tcPr>
+            <w:tcW w:type="dxa" w:w="2108"/>
+          </w:tcPr>
+          <w:p>
+            <w:pPr>
+              <w:spacing w:after="0"/>
+              <w:jc w:val="center"/>
+            </w:pPr>
+            <w:r>
+              <w:rPr>
+                <w:rFonts w:ascii="Calibri" w:hAnsi="Calibri" w:eastAsia="微软雅黑"/>
+                <w:b w:val="0"/>
+                <w:color w:val="F0F7F2"/>
+                <w:sz w:val="26"/>
+              </w:rPr>
+              <w:t>blood poisoning</w:t>
+            </w:r>
+          </w:p>
+        </w:tc>
+        <w:tc>
+          <w:tcPr>
+            <w:tcW w:type="dxa" w:w="2108"/>
+          </w:tcPr>
+          <w:p>
+            <w:pPr>
+              <w:spacing w:after="0"/>
+              <w:jc w:val="center"/>
+            </w:pPr>
+            <w:r>
+              <w:rPr>
+                <w:rFonts w:ascii="Calibri" w:hAnsi="Calibri" w:eastAsia="微软雅黑"/>
+                <w:b w:val="0"/>
+                <w:color w:val="F0F7F2"/>
+                <w:sz w:val="26"/>
+              </w:rPr>
+              <w:t>led to</w:t>
+            </w:r>
+          </w:p>
+        </w:tc>
+        <w:tc>
+          <w:tcPr>
+            <w:tcW w:type="dxa" w:w="2108"/>
+          </w:tcPr>
+          <w:p>
+            <w:pPr>
+              <w:spacing w:after="0"/>
+              <w:jc w:val="center"/>
+            </w:pPr>
             <w:r>
               <w:rPr>
                 <w:rFonts w:ascii="Calibri" w:hAnsi="Calibri" w:eastAsia="微软雅黑"/>
@@ -3191,7 +3744,7 @@
       <w:tr>
         <w:tc>
           <w:tcPr>
-            <w:tcW w:type="dxa" w:w="5270"/>
+            <w:tcW w:type="dxa" w:w="2108"/>
           </w:tcPr>
           <w:p>
             <w:pPr>
@@ -3238,7 +3791,7 @@
         </w:tc>
         <w:tc>
           <w:tcPr>
-            <w:tcW w:type="dxa" w:w="5270"/>
+            <w:tcW w:type="dxa" w:w="2108"/>
           </w:tcPr>
           <w:p>
             <w:pPr>
@@ -3252,8 +3805,19 @@
                 <w:color w:val="AAC4B6"/>
                 <w:sz w:val="21"/>
               </w:rPr>
-              <w:t>继而血液中毒又引发了</w:t>
-            </w:r>
+              <w:t>继而</w:t>
+            </w:r>
+          </w:p>
+        </w:tc>
+        <w:tc>
+          <w:tcPr>
+            <w:tcW w:type="dxa" w:w="2108"/>
+          </w:tcPr>
+          <w:p>
+            <w:pPr>
+              <w:spacing w:after="0"/>
+              <w:jc w:val="center"/>
+            </w:pPr>
             <w:r>
               <w:rPr>
                 <w:rFonts w:ascii="Calibri" w:hAnsi="Calibri" w:eastAsia="微软雅黑"/>
@@ -3261,8 +3825,39 @@
                 <w:color w:val="AAC4B6"/>
                 <w:sz w:val="21"/>
               </w:rPr>
-              <w:t xml:space="preserve"> </w:t>
-            </w:r>
+              <w:t>血液中毒</w:t>
+            </w:r>
+          </w:p>
+        </w:tc>
+        <w:tc>
+          <w:tcPr>
+            <w:tcW w:type="dxa" w:w="2108"/>
+          </w:tcPr>
+          <w:p>
+            <w:pPr>
+              <w:spacing w:after="0"/>
+              <w:jc w:val="center"/>
+            </w:pPr>
+            <w:r>
+              <w:rPr>
+                <w:rFonts w:ascii="Calibri" w:hAnsi="Calibri" w:eastAsia="微软雅黑"/>
+                <w:b w:val="0"/>
+                <w:color w:val="AAC4B6"/>
+                <w:sz w:val="21"/>
+              </w:rPr>
+              <w:t>又引发了</w:t>
+            </w:r>
+          </w:p>
+        </w:tc>
+        <w:tc>
+          <w:tcPr>
+            <w:tcW w:type="dxa" w:w="2108"/>
+          </w:tcPr>
+          <w:p>
+            <w:pPr>
+              <w:spacing w:after="0"/>
+              <w:jc w:val="center"/>
+            </w:pPr>
             <w:r>
               <w:rPr>
                 <w:rFonts w:ascii="Calibri" w:hAnsi="Calibri" w:eastAsia="微软雅黑"/>
@@ -3296,7 +3891,9 @@
           <w:color w:val="AAC4B6"/>
           <w:sz w:val="20"/>
         </w:rPr>
-        <w:t>（while shaving：在刮胡子时；turn septic：变得感染化脓，turn 作系动词）</w:t>
+        <w:t>（while shaving：在刮胡子时；</w:t>
+        <w:br/>
+        <w:t>turn septic：变得感染化脓，turn 作系动词）</w:t>
       </w:r>
     </w:p>
     <w:p>
@@ -3591,13 +4188,15 @@
         </w:tblBorders>
       </w:tblPr>
       <w:tblGrid>
-        <w:gridCol w:w="5270"/>
-        <w:gridCol w:w="5270"/>
+        <w:gridCol w:w="2635"/>
+        <w:gridCol w:w="2635"/>
+        <w:gridCol w:w="2635"/>
+        <w:gridCol w:w="2635"/>
       </w:tblGrid>
       <w:tr>
         <w:tc>
           <w:tcPr>
-            <w:tcW w:type="dxa" w:w="5270"/>
+            <w:tcW w:type="dxa" w:w="2635"/>
           </w:tcPr>
           <w:p>
             <w:pPr>
@@ -3611,13 +4210,13 @@
                 <w:color w:val="F0F7F2"/>
                 <w:sz w:val="26"/>
               </w:rPr>
-              <w:t>and that his dog in England</w:t>
+              <w:t>and that</w:t>
             </w:r>
           </w:p>
         </w:tc>
         <w:tc>
           <w:tcPr>
-            <w:tcW w:type="dxa" w:w="5270"/>
+            <w:tcW w:type="dxa" w:w="2635"/>
           </w:tcPr>
           <w:p>
             <w:pPr>
@@ -3627,6 +4226,46 @@
             <w:r>
               <w:rPr>
                 <w:rFonts w:ascii="Calibri" w:hAnsi="Calibri" w:eastAsia="微软雅黑"/>
+                <w:b w:val="0"/>
+                <w:color w:val="F0F7F2"/>
+                <w:sz w:val="26"/>
+              </w:rPr>
+              <w:t>his</w:t>
+            </w:r>
+          </w:p>
+        </w:tc>
+        <w:tc>
+          <w:tcPr>
+            <w:tcW w:type="dxa" w:w="2635"/>
+          </w:tcPr>
+          <w:p>
+            <w:pPr>
+              <w:spacing w:after="0"/>
+              <w:jc w:val="center"/>
+            </w:pPr>
+            <w:r>
+              <w:rPr>
+                <w:rFonts w:ascii="Calibri" w:hAnsi="Calibri" w:eastAsia="微软雅黑"/>
+                <w:b w:val="0"/>
+                <w:color w:val="F0F7F2"/>
+                <w:sz w:val="26"/>
+              </w:rPr>
+              <w:t>dog in England</w:t>
+            </w:r>
+          </w:p>
+        </w:tc>
+        <w:tc>
+          <w:tcPr>
+            <w:tcW w:type="dxa" w:w="2635"/>
+          </w:tcPr>
+          <w:p>
+            <w:pPr>
+              <w:spacing w:after="0"/>
+              <w:jc w:val="center"/>
+            </w:pPr>
+            <w:r>
+              <w:rPr>
+                <w:rFonts w:ascii="Calibri" w:hAnsi="Calibri" w:eastAsia="微软雅黑"/>
                 <w:b/>
                 <w:color w:val="FCA5A5"/>
                 <w:sz w:val="26"/>
@@ -3648,7 +4287,7 @@
       <w:tr>
         <w:tc>
           <w:tcPr>
-            <w:tcW w:type="dxa" w:w="5270"/>
+            <w:tcW w:type="dxa" w:w="2635"/>
           </w:tcPr>
           <w:p>
             <w:pPr>
@@ -3662,13 +4301,53 @@
                 <w:color w:val="AAC4B6"/>
                 <w:sz w:val="21"/>
               </w:rPr>
-              <w:t>而他在英国的狗也</w:t>
+              <w:t>而</w:t>
             </w:r>
           </w:p>
         </w:tc>
         <w:tc>
           <w:tcPr>
-            <w:tcW w:type="dxa" w:w="5270"/>
+            <w:tcW w:type="dxa" w:w="2635"/>
+          </w:tcPr>
+          <w:p>
+            <w:pPr>
+              <w:spacing w:after="0"/>
+              <w:jc w:val="center"/>
+            </w:pPr>
+            <w:r>
+              <w:rPr>
+                <w:rFonts w:ascii="Calibri" w:hAnsi="Calibri" w:eastAsia="微软雅黑"/>
+                <w:b w:val="0"/>
+                <w:color w:val="AAC4B6"/>
+                <w:sz w:val="21"/>
+              </w:rPr>
+              <w:t>他</w:t>
+            </w:r>
+          </w:p>
+        </w:tc>
+        <w:tc>
+          <w:tcPr>
+            <w:tcW w:type="dxa" w:w="2635"/>
+          </w:tcPr>
+          <w:p>
+            <w:pPr>
+              <w:spacing w:after="0"/>
+              <w:jc w:val="center"/>
+            </w:pPr>
+            <w:r>
+              <w:rPr>
+                <w:rFonts w:ascii="Calibri" w:hAnsi="Calibri" w:eastAsia="微软雅黑"/>
+                <w:b w:val="0"/>
+                <w:color w:val="AAC4B6"/>
+                <w:sz w:val="21"/>
+              </w:rPr>
+              <w:t>在英国的狗也</w:t>
+            </w:r>
+          </w:p>
+        </w:tc>
+        <w:tc>
+          <w:tcPr>
+            <w:tcW w:type="dxa" w:w="2635"/>
           </w:tcPr>
           <w:p>
             <w:pPr>
@@ -4064,14 +4743,15 @@
         </w:tblBorders>
       </w:tblPr>
       <w:tblGrid>
-        <w:gridCol w:w="3513"/>
-        <w:gridCol w:w="3513"/>
-        <w:gridCol w:w="3513"/>
+        <w:gridCol w:w="2635"/>
+        <w:gridCol w:w="2635"/>
+        <w:gridCol w:w="2635"/>
+        <w:gridCol w:w="2635"/>
       </w:tblGrid>
       <w:tr>
         <w:tc>
           <w:tcPr>
-            <w:tcW w:type="dxa" w:w="3513"/>
+            <w:tcW w:type="dxa" w:w="2635"/>
           </w:tcPr>
           <w:p>
             <w:pPr>
@@ -4091,7 +4771,7 @@
         </w:tc>
         <w:tc>
           <w:tcPr>
-            <w:tcW w:type="dxa" w:w="3513"/>
+            <w:tcW w:type="dxa" w:w="2635"/>
           </w:tcPr>
           <w:p>
             <w:pPr>
@@ -4105,13 +4785,13 @@
                 <w:color w:val="F0F7F2"/>
                 <w:sz w:val="26"/>
               </w:rPr>
-              <w:t>a British Medical Journal study</w:t>
+              <w:t>a British Medical Journal</w:t>
             </w:r>
           </w:p>
         </w:tc>
         <w:tc>
           <w:tcPr>
-            <w:tcW w:type="dxa" w:w="3513"/>
+            <w:tcW w:type="dxa" w:w="2635"/>
           </w:tcPr>
           <w:p>
             <w:pPr>
@@ -4125,6 +4805,26 @@
                 <w:color w:val="F0F7F2"/>
                 <w:sz w:val="26"/>
               </w:rPr>
+              <w:t>study</w:t>
+            </w:r>
+          </w:p>
+        </w:tc>
+        <w:tc>
+          <w:tcPr>
+            <w:tcW w:type="dxa" w:w="2635"/>
+          </w:tcPr>
+          <w:p>
+            <w:pPr>
+              <w:spacing w:after="0"/>
+              <w:jc w:val="center"/>
+            </w:pPr>
+            <w:r>
+              <w:rPr>
+                <w:rFonts w:ascii="Calibri" w:hAnsi="Calibri" w:eastAsia="微软雅黑"/>
+                <w:b w:val="0"/>
+                <w:color w:val="F0F7F2"/>
+                <w:sz w:val="26"/>
+              </w:rPr>
               <w:t>traced</w:t>
             </w:r>
           </w:p>
@@ -4133,7 +4833,7 @@
       <w:tr>
         <w:tc>
           <w:tcPr>
-            <w:tcW w:type="dxa" w:w="3513"/>
+            <w:tcW w:type="dxa" w:w="2635"/>
           </w:tcPr>
           <w:p>
             <w:pPr>
@@ -4153,7 +4853,7 @@
         </w:tc>
         <w:tc>
           <w:tcPr>
-            <w:tcW w:type="dxa" w:w="3513"/>
+            <w:tcW w:type="dxa" w:w="2635"/>
           </w:tcPr>
           <w:p>
             <w:pPr>
@@ -4167,13 +4867,33 @@
                 <w:color w:val="AAC4B6"/>
                 <w:sz w:val="21"/>
               </w:rPr>
-              <w:t>《英国医学杂志》的一项研究</w:t>
+              <w:t>《英国医学杂志》的</w:t>
             </w:r>
           </w:p>
         </w:tc>
         <w:tc>
           <w:tcPr>
-            <w:tcW w:type="dxa" w:w="3513"/>
+            <w:tcW w:type="dxa" w:w="2635"/>
+          </w:tcPr>
+          <w:p>
+            <w:pPr>
+              <w:spacing w:after="0"/>
+              <w:jc w:val="center"/>
+            </w:pPr>
+            <w:r>
+              <w:rPr>
+                <w:rFonts w:ascii="Calibri" w:hAnsi="Calibri" w:eastAsia="微软雅黑"/>
+                <w:b w:val="0"/>
+                <w:color w:val="AAC4B6"/>
+                <w:sz w:val="21"/>
+              </w:rPr>
+              <w:t>一项研究</w:t>
+            </w:r>
+          </w:p>
+        </w:tc>
+        <w:tc>
+          <w:tcPr>
+            <w:tcW w:type="dxa" w:w="2635"/>
           </w:tcPr>
           <w:p>
             <w:pPr>
@@ -4336,13 +5056,14 @@
         </w:tblBorders>
       </w:tblPr>
       <w:tblGrid>
-        <w:gridCol w:w="5270"/>
-        <w:gridCol w:w="5270"/>
+        <w:gridCol w:w="3513"/>
+        <w:gridCol w:w="3513"/>
+        <w:gridCol w:w="3513"/>
       </w:tblGrid>
       <w:tr>
         <w:tc>
           <w:tcPr>
-            <w:tcW w:type="dxa" w:w="5270"/>
+            <w:tcW w:type="dxa" w:w="3513"/>
           </w:tcPr>
           <w:p>
             <w:pPr>
@@ -4380,7 +5101,7 @@
         </w:tc>
         <w:tc>
           <w:tcPr>
-            <w:tcW w:type="dxa" w:w="5270"/>
+            <w:tcW w:type="dxa" w:w="3513"/>
           </w:tcPr>
           <w:p>
             <w:pPr>
@@ -4394,7 +5115,27 @@
                 <w:color w:val="F0F7F2"/>
                 <w:sz w:val="26"/>
               </w:rPr>
-              <w:t>died at an average age of 70,</w:t>
+              <w:t>died at an average age</w:t>
+            </w:r>
+          </w:p>
+        </w:tc>
+        <w:tc>
+          <w:tcPr>
+            <w:tcW w:type="dxa" w:w="3513"/>
+          </w:tcPr>
+          <w:p>
+            <w:pPr>
+              <w:spacing w:after="0"/>
+              <w:jc w:val="center"/>
+            </w:pPr>
+            <w:r>
+              <w:rPr>
+                <w:rFonts w:ascii="Calibri" w:hAnsi="Calibri" w:eastAsia="微软雅黑"/>
+                <w:b w:val="0"/>
+                <w:color w:val="F0F7F2"/>
+                <w:sz w:val="26"/>
+              </w:rPr>
+              <w:t>of 70,</w:t>
             </w:r>
           </w:p>
         </w:tc>
@@ -4402,7 +5143,7 @@
       <w:tr>
         <w:tc>
           <w:tcPr>
-            <w:tcW w:type="dxa" w:w="5270"/>
+            <w:tcW w:type="dxa" w:w="3513"/>
           </w:tcPr>
           <w:p>
             <w:pPr>
@@ -4458,7 +5199,7 @@
         </w:tc>
         <w:tc>
           <w:tcPr>
-            <w:tcW w:type="dxa" w:w="5270"/>
+            <w:tcW w:type="dxa" w:w="3513"/>
           </w:tcPr>
           <w:p>
             <w:pPr>
@@ -4472,7 +5213,27 @@
                 <w:color w:val="AAC4B6"/>
                 <w:sz w:val="21"/>
               </w:rPr>
-              <w:t>平均死亡年龄为70岁，</w:t>
+              <w:t>平均死亡年龄</w:t>
+            </w:r>
+          </w:p>
+        </w:tc>
+        <w:tc>
+          <w:tcPr>
+            <w:tcW w:type="dxa" w:w="3513"/>
+          </w:tcPr>
+          <w:p>
+            <w:pPr>
+              <w:spacing w:after="0"/>
+              <w:jc w:val="center"/>
+            </w:pPr>
+            <w:r>
+              <w:rPr>
+                <w:rFonts w:ascii="Calibri" w:hAnsi="Calibri" w:eastAsia="微软雅黑"/>
+                <w:b w:val="0"/>
+                <w:color w:val="AAC4B6"/>
+                <w:sz w:val="21"/>
+              </w:rPr>
+              <w:t>为70岁，</w:t>
             </w:r>
           </w:p>
         </w:tc>
@@ -4494,13 +5255,16 @@
         </w:tblBorders>
       </w:tblPr>
       <w:tblGrid>
-        <w:gridCol w:w="5270"/>
-        <w:gridCol w:w="5270"/>
+        <w:gridCol w:w="2108"/>
+        <w:gridCol w:w="2108"/>
+        <w:gridCol w:w="2108"/>
+        <w:gridCol w:w="2108"/>
+        <w:gridCol w:w="2108"/>
       </w:tblGrid>
       <w:tr>
         <w:tc>
           <w:tcPr>
-            <w:tcW w:type="dxa" w:w="5270"/>
+            <w:tcW w:type="dxa" w:w="2108"/>
           </w:tcPr>
           <w:p>
             <w:pPr>
@@ -4516,20 +5280,11 @@
               </w:rPr>
               <w:t>versus</w:t>
             </w:r>
-            <w:r>
-              <w:rPr>
-                <w:rFonts w:ascii="Calibri" w:hAnsi="Calibri" w:eastAsia="微软雅黑"/>
-                <w:b w:val="0"/>
-                <w:color w:val="F0F7F2"/>
-                <w:sz w:val="26"/>
-              </w:rPr>
-              <w:t xml:space="preserve"> 75 for the rest,</w:t>
-            </w:r>
           </w:p>
         </w:tc>
         <w:tc>
           <w:tcPr>
-            <w:tcW w:type="dxa" w:w="5270"/>
+            <w:tcW w:type="dxa" w:w="2108"/>
           </w:tcPr>
           <w:p>
             <w:pPr>
@@ -4543,6 +5298,26 @@
                 <w:color w:val="F0F7F2"/>
                 <w:sz w:val="26"/>
               </w:rPr>
+              <w:t>75 for the rest,</w:t>
+            </w:r>
+          </w:p>
+        </w:tc>
+        <w:tc>
+          <w:tcPr>
+            <w:tcW w:type="dxa" w:w="2108"/>
+          </w:tcPr>
+          <w:p>
+            <w:pPr>
+              <w:spacing w:after="0"/>
+              <w:jc w:val="center"/>
+            </w:pPr>
+            <w:r>
+              <w:rPr>
+                <w:rFonts w:ascii="Calibri" w:hAnsi="Calibri" w:eastAsia="微软雅黑"/>
+                <w:b w:val="0"/>
+                <w:color w:val="F0F7F2"/>
+                <w:sz w:val="26"/>
+              </w:rPr>
               <w:t xml:space="preserve">a </w:t>
             </w:r>
             <w:r>
@@ -4554,6 +5329,17 @@
               </w:rPr>
               <w:t>margin</w:t>
             </w:r>
+          </w:p>
+        </w:tc>
+        <w:tc>
+          <w:tcPr>
+            <w:tcW w:type="dxa" w:w="2108"/>
+          </w:tcPr>
+          <w:p>
+            <w:pPr>
+              <w:spacing w:after="0"/>
+              <w:jc w:val="center"/>
+            </w:pPr>
             <w:r>
               <w:rPr>
                 <w:rFonts w:ascii="Calibri" w:hAnsi="Calibri" w:eastAsia="微软雅黑"/>
@@ -4561,8 +5347,19 @@
                 <w:color w:val="F0F7F2"/>
                 <w:sz w:val="26"/>
               </w:rPr>
-              <w:t xml:space="preserve"> not statistically </w:t>
-            </w:r>
+              <w:t>not statistically</w:t>
+            </w:r>
+          </w:p>
+        </w:tc>
+        <w:tc>
+          <w:tcPr>
+            <w:tcW w:type="dxa" w:w="2108"/>
+          </w:tcPr>
+          <w:p>
+            <w:pPr>
+              <w:spacing w:after="0"/>
+              <w:jc w:val="center"/>
+            </w:pPr>
             <w:r>
               <w:rPr>
                 <w:rFonts w:ascii="Calibri" w:hAnsi="Calibri" w:eastAsia="微软雅黑"/>
@@ -4587,7 +5384,7 @@
       <w:tr>
         <w:tc>
           <w:tcPr>
-            <w:tcW w:type="dxa" w:w="5270"/>
+            <w:tcW w:type="dxa" w:w="2108"/>
           </w:tcPr>
           <w:p>
             <w:pPr>
@@ -4603,29 +5400,11 @@
               </w:rPr>
               <w:t>相比之下</w:t>
             </w:r>
-            <w:r>
-              <w:rPr>
-                <w:rFonts w:ascii="Calibri" w:hAnsi="Calibri" w:eastAsia="微软雅黑"/>
-                <w:b w:val="0"/>
-                <w:color w:val="AAC4B6"/>
-                <w:sz w:val="21"/>
-              </w:rPr>
-              <w:t xml:space="preserve"> </w:t>
-            </w:r>
-            <w:r>
-              <w:rPr>
-                <w:rFonts w:ascii="Calibri" w:hAnsi="Calibri" w:eastAsia="微软雅黑"/>
-                <w:b w:val="0"/>
-                <w:color w:val="AAC4B6"/>
-                <w:sz w:val="21"/>
-              </w:rPr>
-              <w:t>其余的人为75岁；</w:t>
-            </w:r>
           </w:p>
         </w:tc>
         <w:tc>
           <w:tcPr>
-            <w:tcW w:type="dxa" w:w="5270"/>
+            <w:tcW w:type="dxa" w:w="2108"/>
           </w:tcPr>
           <w:p>
             <w:pPr>
@@ -4639,8 +5418,19 @@
                 <w:color w:val="AAC4B6"/>
                 <w:sz w:val="21"/>
               </w:rPr>
-              <w:t>这一</w:t>
-            </w:r>
+              <w:t>其余的人为75岁；</w:t>
+            </w:r>
+          </w:p>
+        </w:tc>
+        <w:tc>
+          <w:tcPr>
+            <w:tcW w:type="dxa" w:w="2108"/>
+          </w:tcPr>
+          <w:p>
+            <w:pPr>
+              <w:spacing w:after="0"/>
+              <w:jc w:val="center"/>
+            </w:pPr>
             <w:r>
               <w:rPr>
                 <w:rFonts w:ascii="Calibri" w:hAnsi="Calibri" w:eastAsia="微软雅黑"/>
@@ -4648,6 +5438,15 @@
                 <w:color w:val="AAC4B6"/>
                 <w:sz w:val="21"/>
               </w:rPr>
+              <w:t>这一</w:t>
+            </w:r>
+            <w:r>
+              <w:rPr>
+                <w:rFonts w:ascii="Calibri" w:hAnsi="Calibri" w:eastAsia="微软雅黑"/>
+                <w:b w:val="0"/>
+                <w:color w:val="AAC4B6"/>
+                <w:sz w:val="21"/>
+              </w:rPr>
               <w:t xml:space="preserve"> </w:t>
             </w:r>
             <w:r>
@@ -4659,6 +5458,17 @@
               </w:rPr>
               <w:t>差距</w:t>
             </w:r>
+          </w:p>
+        </w:tc>
+        <w:tc>
+          <w:tcPr>
+            <w:tcW w:type="dxa" w:w="2108"/>
+          </w:tcPr>
+          <w:p>
+            <w:pPr>
+              <w:spacing w:after="0"/>
+              <w:jc w:val="center"/>
+            </w:pPr>
             <w:r>
               <w:rPr>
                 <w:rFonts w:ascii="Calibri" w:hAnsi="Calibri" w:eastAsia="微软雅黑"/>
@@ -4666,26 +5476,19 @@
                 <w:color w:val="AAC4B6"/>
                 <w:sz w:val="21"/>
               </w:rPr>
-              <w:t xml:space="preserve"> </w:t>
-            </w:r>
-            <w:r>
-              <w:rPr>
-                <w:rFonts w:ascii="Calibri" w:hAnsi="Calibri" w:eastAsia="微软雅黑"/>
-                <w:b w:val="0"/>
-                <w:color w:val="AAC4B6"/>
-                <w:sz w:val="21"/>
-              </w:rPr>
               <w:t>在统计上并不</w:t>
             </w:r>
-            <w:r>
-              <w:rPr>
-                <w:rFonts w:ascii="Calibri" w:hAnsi="Calibri" w:eastAsia="微软雅黑"/>
-                <w:b w:val="0"/>
-                <w:color w:val="AAC4B6"/>
-                <w:sz w:val="21"/>
-              </w:rPr>
-              <w:t xml:space="preserve"> </w:t>
-            </w:r>
+          </w:p>
+        </w:tc>
+        <w:tc>
+          <w:tcPr>
+            <w:tcW w:type="dxa" w:w="2108"/>
+          </w:tcPr>
+          <w:p>
+            <w:pPr>
+              <w:spacing w:after="0"/>
+              <w:jc w:val="center"/>
+            </w:pPr>
             <w:r>
               <w:rPr>
                 <w:rFonts w:ascii="Calibri" w:hAnsi="Calibri" w:eastAsia="微软雅黑"/>
@@ -4747,13 +5550,17 @@
         </w:tblBorders>
       </w:tblPr>
       <w:tblGrid>
-        <w:gridCol w:w="5270"/>
-        <w:gridCol w:w="5270"/>
+        <w:gridCol w:w="1757"/>
+        <w:gridCol w:w="1757"/>
+        <w:gridCol w:w="1757"/>
+        <w:gridCol w:w="1757"/>
+        <w:gridCol w:w="1757"/>
+        <w:gridCol w:w="1757"/>
       </w:tblGrid>
       <w:tr>
         <w:tc>
           <w:tcPr>
-            <w:tcW w:type="dxa" w:w="5270"/>
+            <w:tcW w:type="dxa" w:w="1757"/>
           </w:tcPr>
           <w:p>
             <w:pPr>
@@ -4791,7 +5598,7 @@
         </w:tc>
         <w:tc>
           <w:tcPr>
-            <w:tcW w:type="dxa" w:w="5270"/>
+            <w:tcW w:type="dxa" w:w="1757"/>
           </w:tcPr>
           <w:p>
             <w:pPr>
@@ -4805,7 +5612,27 @@
                 <w:color w:val="F0F7F2"/>
                 <w:sz w:val="26"/>
               </w:rPr>
-              <w:t xml:space="preserve">lent the </w:t>
+              <w:t>lent</w:t>
+            </w:r>
+          </w:p>
+        </w:tc>
+        <w:tc>
+          <w:tcPr>
+            <w:tcW w:type="dxa" w:w="1757"/>
+          </w:tcPr>
+          <w:p>
+            <w:pPr>
+              <w:spacing w:after="0"/>
+              <w:jc w:val="center"/>
+            </w:pPr>
+            <w:r>
+              <w:rPr>
+                <w:rFonts w:ascii="Calibri" w:hAnsi="Calibri" w:eastAsia="微软雅黑"/>
+                <w:b w:val="0"/>
+                <w:color w:val="F0F7F2"/>
+                <w:sz w:val="26"/>
+              </w:rPr>
+              <w:t xml:space="preserve">the </w:t>
             </w:r>
             <w:r>
               <w:rPr>
@@ -4816,6 +5643,37 @@
               </w:rPr>
               <w:t>ominous</w:t>
             </w:r>
+          </w:p>
+        </w:tc>
+        <w:tc>
+          <w:tcPr>
+            <w:tcW w:type="dxa" w:w="1757"/>
+          </w:tcPr>
+          <w:p>
+            <w:pPr>
+              <w:spacing w:after="0"/>
+              <w:jc w:val="center"/>
+            </w:pPr>
+            <w:r>
+              <w:rPr>
+                <w:rFonts w:ascii="Calibri" w:hAnsi="Calibri" w:eastAsia="微软雅黑"/>
+                <w:b/>
+                <w:color w:val="F472B6"/>
+                <w:sz w:val="26"/>
+              </w:rPr>
+              <w:t>rumour</w:t>
+            </w:r>
+          </w:p>
+        </w:tc>
+        <w:tc>
+          <w:tcPr>
+            <w:tcW w:type="dxa" w:w="1757"/>
+          </w:tcPr>
+          <w:p>
+            <w:pPr>
+              <w:spacing w:after="0"/>
+              <w:jc w:val="center"/>
+            </w:pPr>
             <w:r>
               <w:rPr>
                 <w:rFonts w:ascii="Calibri" w:hAnsi="Calibri" w:eastAsia="微软雅黑"/>
@@ -4823,26 +5681,19 @@
                 <w:color w:val="F0F7F2"/>
                 <w:sz w:val="26"/>
               </w:rPr>
-              <w:t xml:space="preserve"> </w:t>
-            </w:r>
-            <w:r>
-              <w:rPr>
-                <w:rFonts w:ascii="Calibri" w:hAnsi="Calibri" w:eastAsia="微软雅黑"/>
-                <w:b/>
-                <w:color w:val="F472B6"/>
-                <w:sz w:val="26"/>
-              </w:rPr>
-              <w:t>rumour</w:t>
-            </w:r>
-            <w:r>
-              <w:rPr>
-                <w:rFonts w:ascii="Calibri" w:hAnsi="Calibri" w:eastAsia="微软雅黑"/>
-                <w:b w:val="0"/>
-                <w:color w:val="F0F7F2"/>
-                <w:sz w:val="26"/>
-              </w:rPr>
-              <w:t xml:space="preserve"> no </w:t>
-            </w:r>
+              <w:t>no</w:t>
+            </w:r>
+          </w:p>
+        </w:tc>
+        <w:tc>
+          <w:tcPr>
+            <w:tcW w:type="dxa" w:w="1757"/>
+          </w:tcPr>
+          <w:p>
+            <w:pPr>
+              <w:spacing w:after="0"/>
+              <w:jc w:val="center"/>
+            </w:pPr>
             <w:r>
               <w:rPr>
                 <w:rFonts w:ascii="Calibri" w:hAnsi="Calibri" w:eastAsia="微软雅黑"/>
@@ -4867,7 +5718,7 @@
       <w:tr>
         <w:tc>
           <w:tcPr>
-            <w:tcW w:type="dxa" w:w="5270"/>
+            <w:tcW w:type="dxa" w:w="1757"/>
           </w:tcPr>
           <w:p>
             <w:pPr>
@@ -4923,7 +5774,7 @@
         </w:tc>
         <w:tc>
           <w:tcPr>
-            <w:tcW w:type="dxa" w:w="5270"/>
+            <w:tcW w:type="dxa" w:w="1757"/>
           </w:tcPr>
           <w:p>
             <w:pPr>
@@ -4937,8 +5788,19 @@
                 <w:color w:val="AAC4B6"/>
                 <w:sz w:val="21"/>
               </w:rPr>
-              <w:t>让这则</w:t>
-            </w:r>
+              <w:t>让</w:t>
+            </w:r>
+          </w:p>
+        </w:tc>
+        <w:tc>
+          <w:tcPr>
+            <w:tcW w:type="dxa" w:w="1757"/>
+          </w:tcPr>
+          <w:p>
+            <w:pPr>
+              <w:spacing w:after="0"/>
+              <w:jc w:val="center"/>
+            </w:pPr>
             <w:r>
               <w:rPr>
                 <w:rFonts w:ascii="Calibri" w:hAnsi="Calibri" w:eastAsia="微软雅黑"/>
@@ -4946,6 +5808,15 @@
                 <w:color w:val="AAC4B6"/>
                 <w:sz w:val="21"/>
               </w:rPr>
+              <w:t>这则</w:t>
+            </w:r>
+            <w:r>
+              <w:rPr>
+                <w:rFonts w:ascii="Calibri" w:hAnsi="Calibri" w:eastAsia="微软雅黑"/>
+                <w:b w:val="0"/>
+                <w:color w:val="AAC4B6"/>
+                <w:sz w:val="21"/>
+              </w:rPr>
               <w:t xml:space="preserve"> </w:t>
             </w:r>
             <w:r>
@@ -4957,6 +5828,37 @@
               </w:rPr>
               <w:t>不祥的</w:t>
             </w:r>
+          </w:p>
+        </w:tc>
+        <w:tc>
+          <w:tcPr>
+            <w:tcW w:type="dxa" w:w="1757"/>
+          </w:tcPr>
+          <w:p>
+            <w:pPr>
+              <w:spacing w:after="0"/>
+              <w:jc w:val="center"/>
+            </w:pPr>
+            <w:r>
+              <w:rPr>
+                <w:rFonts w:ascii="Calibri" w:hAnsi="Calibri" w:eastAsia="微软雅黑"/>
+                <w:b/>
+                <w:color w:val="F472B6"/>
+                <w:sz w:val="21"/>
+              </w:rPr>
+              <w:t>传言</w:t>
+            </w:r>
+          </w:p>
+        </w:tc>
+        <w:tc>
+          <w:tcPr>
+            <w:tcW w:type="dxa" w:w="1757"/>
+          </w:tcPr>
+          <w:p>
+            <w:pPr>
+              <w:spacing w:after="0"/>
+              <w:jc w:val="center"/>
+            </w:pPr>
             <w:r>
               <w:rPr>
                 <w:rFonts w:ascii="Calibri" w:hAnsi="Calibri" w:eastAsia="微软雅黑"/>
@@ -4964,44 +5866,19 @@
                 <w:color w:val="AAC4B6"/>
                 <w:sz w:val="21"/>
               </w:rPr>
-              <w:t xml:space="preserve"> </w:t>
-            </w:r>
-            <w:r>
-              <w:rPr>
-                <w:rFonts w:ascii="Calibri" w:hAnsi="Calibri" w:eastAsia="微软雅黑"/>
-                <w:b/>
-                <w:color w:val="F472B6"/>
-                <w:sz w:val="21"/>
-              </w:rPr>
-              <w:t>传言</w:t>
-            </w:r>
-            <w:r>
-              <w:rPr>
-                <w:rFonts w:ascii="Calibri" w:hAnsi="Calibri" w:eastAsia="微软雅黑"/>
-                <w:b w:val="0"/>
-                <w:color w:val="AAC4B6"/>
-                <w:sz w:val="21"/>
-              </w:rPr>
-              <w:t xml:space="preserve"> </w:t>
-            </w:r>
-            <w:r>
-              <w:rPr>
-                <w:rFonts w:ascii="Calibri" w:hAnsi="Calibri" w:eastAsia="微软雅黑"/>
-                <w:b w:val="0"/>
-                <w:color w:val="AAC4B6"/>
-                <w:sz w:val="21"/>
-              </w:rPr>
               <w:t>毫无</w:t>
             </w:r>
-            <w:r>
-              <w:rPr>
-                <w:rFonts w:ascii="Calibri" w:hAnsi="Calibri" w:eastAsia="微软雅黑"/>
-                <w:b w:val="0"/>
-                <w:color w:val="AAC4B6"/>
-                <w:sz w:val="21"/>
-              </w:rPr>
-              <w:t xml:space="preserve"> </w:t>
-            </w:r>
+          </w:p>
+        </w:tc>
+        <w:tc>
+          <w:tcPr>
+            <w:tcW w:type="dxa" w:w="1757"/>
+          </w:tcPr>
+          <w:p>
+            <w:pPr>
+              <w:spacing w:after="0"/>
+              <w:jc w:val="center"/>
+            </w:pPr>
             <w:r>
               <w:rPr>
                 <w:rFonts w:ascii="Calibri" w:hAnsi="Calibri" w:eastAsia="微软雅黑"/>
@@ -5060,14 +5937,17 @@
         </w:tblBorders>
       </w:tblPr>
       <w:tblGrid>
-        <w:gridCol w:w="3513"/>
-        <w:gridCol w:w="3513"/>
-        <w:gridCol w:w="3513"/>
+        <w:gridCol w:w="1757"/>
+        <w:gridCol w:w="1757"/>
+        <w:gridCol w:w="1757"/>
+        <w:gridCol w:w="1757"/>
+        <w:gridCol w:w="1757"/>
+        <w:gridCol w:w="1757"/>
       </w:tblGrid>
       <w:tr>
         <w:tc>
           <w:tcPr>
-            <w:tcW w:type="dxa" w:w="3513"/>
+            <w:tcW w:type="dxa" w:w="1757"/>
           </w:tcPr>
           <w:p>
             <w:pPr>
@@ -5081,40 +5961,13 @@
                 <w:color w:val="F0F7F2"/>
                 <w:sz w:val="26"/>
               </w:rPr>
-              <w:t xml:space="preserve">Carnarvon's </w:t>
-            </w:r>
-            <w:r>
-              <w:rPr>
-                <w:rFonts w:ascii="Calibri" w:hAnsi="Calibri" w:eastAsia="微软雅黑"/>
-                <w:b/>
-                <w:color w:val="C4B5FD"/>
-                <w:sz w:val="26"/>
-              </w:rPr>
-              <w:t>untimely</w:t>
-            </w:r>
-            <w:r>
-              <w:rPr>
-                <w:rFonts w:ascii="Calibri" w:hAnsi="Calibri" w:eastAsia="微软雅黑"/>
-                <w:b w:val="0"/>
-                <w:color w:val="F0F7F2"/>
-                <w:sz w:val="26"/>
-              </w:rPr>
-              <w:t xml:space="preserve"> </w:t>
-            </w:r>
-            <w:r>
-              <w:rPr>
-                <w:rFonts w:ascii="Calibri" w:hAnsi="Calibri" w:eastAsia="微软雅黑"/>
-                <w:b/>
-                <w:color w:val="FB923C"/>
-                <w:sz w:val="26"/>
-              </w:rPr>
-              <w:t>demise</w:t>
+              <w:t>Carnarvon's</w:t>
             </w:r>
           </w:p>
         </w:tc>
         <w:tc>
           <w:tcPr>
-            <w:tcW w:type="dxa" w:w="3513"/>
+            <w:tcW w:type="dxa" w:w="1757"/>
           </w:tcPr>
           <w:p>
             <w:pPr>
@@ -5124,35 +5977,17 @@
             <w:r>
               <w:rPr>
                 <w:rFonts w:ascii="Calibri" w:hAnsi="Calibri" w:eastAsia="微软雅黑"/>
-                <w:b w:val="0"/>
-                <w:color w:val="F0F7F2"/>
+                <w:b/>
+                <w:color w:val="C4B5FD"/>
                 <w:sz w:val="26"/>
               </w:rPr>
-              <w:t xml:space="preserve">had </w:t>
-            </w:r>
-            <w:r>
-              <w:rPr>
-                <w:rFonts w:ascii="Calibri" w:hAnsi="Calibri" w:eastAsia="微软雅黑"/>
-                <w:b/>
-                <w:color w:val="5EEAD4"/>
-                <w:sz w:val="26"/>
-              </w:rPr>
-              <w:t>fuelled</w:t>
-            </w:r>
-            <w:r>
-              <w:rPr>
-                <w:rFonts w:ascii="Calibri" w:hAnsi="Calibri" w:eastAsia="微软雅黑"/>
-                <w:b w:val="0"/>
-                <w:color w:val="F0F7F2"/>
-                <w:sz w:val="26"/>
-              </w:rPr>
-              <w:t xml:space="preserve"> the tale,</w:t>
+              <w:t>untimely</w:t>
             </w:r>
           </w:p>
         </w:tc>
         <w:tc>
           <w:tcPr>
-            <w:tcW w:type="dxa" w:w="3513"/>
+            <w:tcW w:type="dxa" w:w="1757"/>
           </w:tcPr>
           <w:p>
             <w:pPr>
@@ -5162,6 +5997,75 @@
             <w:r>
               <w:rPr>
                 <w:rFonts w:ascii="Calibri" w:hAnsi="Calibri" w:eastAsia="微软雅黑"/>
+                <w:b/>
+                <w:color w:val="FB923C"/>
+                <w:sz w:val="26"/>
+              </w:rPr>
+              <w:t>demise</w:t>
+            </w:r>
+          </w:p>
+        </w:tc>
+        <w:tc>
+          <w:tcPr>
+            <w:tcW w:type="dxa" w:w="1757"/>
+          </w:tcPr>
+          <w:p>
+            <w:pPr>
+              <w:spacing w:after="0"/>
+              <w:jc w:val="center"/>
+            </w:pPr>
+            <w:r>
+              <w:rPr>
+                <w:rFonts w:ascii="Calibri" w:hAnsi="Calibri" w:eastAsia="微软雅黑"/>
+                <w:b w:val="0"/>
+                <w:color w:val="F0F7F2"/>
+                <w:sz w:val="26"/>
+              </w:rPr>
+              <w:t xml:space="preserve">had </w:t>
+            </w:r>
+            <w:r>
+              <w:rPr>
+                <w:rFonts w:ascii="Calibri" w:hAnsi="Calibri" w:eastAsia="微软雅黑"/>
+                <w:b/>
+                <w:color w:val="5EEAD4"/>
+                <w:sz w:val="26"/>
+              </w:rPr>
+              <w:t>fuelled</w:t>
+            </w:r>
+          </w:p>
+        </w:tc>
+        <w:tc>
+          <w:tcPr>
+            <w:tcW w:type="dxa" w:w="1757"/>
+          </w:tcPr>
+          <w:p>
+            <w:pPr>
+              <w:spacing w:after="0"/>
+              <w:jc w:val="center"/>
+            </w:pPr>
+            <w:r>
+              <w:rPr>
+                <w:rFonts w:ascii="Calibri" w:hAnsi="Calibri" w:eastAsia="微软雅黑"/>
+                <w:b w:val="0"/>
+                <w:color w:val="F0F7F2"/>
+                <w:sz w:val="26"/>
+              </w:rPr>
+              <w:t>the tale,</w:t>
+            </w:r>
+          </w:p>
+        </w:tc>
+        <w:tc>
+          <w:tcPr>
+            <w:tcW w:type="dxa" w:w="1757"/>
+          </w:tcPr>
+          <w:p>
+            <w:pPr>
+              <w:spacing w:after="0"/>
+              <w:jc w:val="center"/>
+            </w:pPr>
+            <w:r>
+              <w:rPr>
+                <w:rFonts w:ascii="Calibri" w:hAnsi="Calibri" w:eastAsia="微软雅黑"/>
                 <w:b w:val="0"/>
                 <w:color w:val="F0F7F2"/>
                 <w:sz w:val="26"/>
@@ -5192,7 +6096,7 @@
       <w:tr>
         <w:tc>
           <w:tcPr>
-            <w:tcW w:type="dxa" w:w="3513"/>
+            <w:tcW w:type="dxa" w:w="1757"/>
           </w:tcPr>
           <w:p>
             <w:pPr>
@@ -5208,47 +6112,11 @@
               </w:rPr>
               <w:t>卡纳冯的</w:t>
             </w:r>
-            <w:r>
-              <w:rPr>
-                <w:rFonts w:ascii="Calibri" w:hAnsi="Calibri" w:eastAsia="微软雅黑"/>
-                <w:b w:val="0"/>
-                <w:color w:val="AAC4B6"/>
-                <w:sz w:val="21"/>
-              </w:rPr>
-              <w:t xml:space="preserve"> </w:t>
-            </w:r>
-            <w:r>
-              <w:rPr>
-                <w:rFonts w:ascii="Calibri" w:hAnsi="Calibri" w:eastAsia="微软雅黑"/>
-                <w:b/>
-                <w:color w:val="C4B5FD"/>
-                <w:sz w:val="21"/>
-              </w:rPr>
-              <w:t>过早</w:t>
-            </w:r>
-            <w:r>
-              <w:rPr>
-                <w:rFonts w:ascii="Calibri" w:hAnsi="Calibri" w:eastAsia="微软雅黑"/>
-                <w:b w:val="0"/>
-                <w:color w:val="AAC4B6"/>
-                <w:sz w:val="21"/>
-              </w:rPr>
-              <w:t xml:space="preserve"> </w:t>
-            </w:r>
-            <w:r>
-              <w:rPr>
-                <w:rFonts w:ascii="Calibri" w:hAnsi="Calibri" w:eastAsia="微软雅黑"/>
-                <w:b/>
-                <w:color w:val="FB923C"/>
-                <w:sz w:val="21"/>
-              </w:rPr>
-              <w:t>离世</w:t>
-            </w:r>
           </w:p>
         </w:tc>
         <w:tc>
           <w:tcPr>
-            <w:tcW w:type="dxa" w:w="3513"/>
+            <w:tcW w:type="dxa" w:w="1757"/>
           </w:tcPr>
           <w:p>
             <w:pPr>
@@ -5259,34 +6127,76 @@
               <w:rPr>
                 <w:rFonts w:ascii="Calibri" w:hAnsi="Calibri" w:eastAsia="微软雅黑"/>
                 <w:b/>
-                <w:color w:val="5EEAD4"/>
+                <w:color w:val="C4B5FD"/>
                 <w:sz w:val="21"/>
               </w:rPr>
-              <w:t>助长了</w:t>
-            </w:r>
-            <w:r>
-              <w:rPr>
-                <w:rFonts w:ascii="Calibri" w:hAnsi="Calibri" w:eastAsia="微软雅黑"/>
-                <w:b w:val="0"/>
-                <w:color w:val="AAC4B6"/>
-                <w:sz w:val="21"/>
-              </w:rPr>
-              <w:t xml:space="preserve"> </w:t>
-            </w:r>
-            <w:r>
-              <w:rPr>
-                <w:rFonts w:ascii="Calibri" w:hAnsi="Calibri" w:eastAsia="微软雅黑"/>
-                <w:b w:val="0"/>
-                <w:color w:val="AAC4B6"/>
-                <w:sz w:val="21"/>
-              </w:rPr>
-              <w:t>这一传言，</w:t>
+              <w:t>过早</w:t>
             </w:r>
           </w:p>
         </w:tc>
         <w:tc>
           <w:tcPr>
-            <w:tcW w:type="dxa" w:w="3513"/>
+            <w:tcW w:type="dxa" w:w="1757"/>
+          </w:tcPr>
+          <w:p>
+            <w:pPr>
+              <w:spacing w:after="0"/>
+              <w:jc w:val="center"/>
+            </w:pPr>
+            <w:r>
+              <w:rPr>
+                <w:rFonts w:ascii="Calibri" w:hAnsi="Calibri" w:eastAsia="微软雅黑"/>
+                <w:b/>
+                <w:color w:val="FB923C"/>
+                <w:sz w:val="21"/>
+              </w:rPr>
+              <w:t>离世</w:t>
+            </w:r>
+          </w:p>
+        </w:tc>
+        <w:tc>
+          <w:tcPr>
+            <w:tcW w:type="dxa" w:w="1757"/>
+          </w:tcPr>
+          <w:p>
+            <w:pPr>
+              <w:spacing w:after="0"/>
+              <w:jc w:val="center"/>
+            </w:pPr>
+            <w:r>
+              <w:rPr>
+                <w:rFonts w:ascii="Calibri" w:hAnsi="Calibri" w:eastAsia="微软雅黑"/>
+                <w:b/>
+                <w:color w:val="5EEAD4"/>
+                <w:sz w:val="21"/>
+              </w:rPr>
+              <w:t>助长了</w:t>
+            </w:r>
+          </w:p>
+        </w:tc>
+        <w:tc>
+          <w:tcPr>
+            <w:tcW w:type="dxa" w:w="1757"/>
+          </w:tcPr>
+          <w:p>
+            <w:pPr>
+              <w:spacing w:after="0"/>
+              <w:jc w:val="center"/>
+            </w:pPr>
+            <w:r>
+              <w:rPr>
+                <w:rFonts w:ascii="Calibri" w:hAnsi="Calibri" w:eastAsia="微软雅黑"/>
+                <w:b w:val="0"/>
+                <w:color w:val="AAC4B6"/>
+                <w:sz w:val="21"/>
+              </w:rPr>
+              <w:t>这一传言，</w:t>
+            </w:r>
+          </w:p>
+        </w:tc>
+        <w:tc>
+          <w:tcPr>
+            <w:tcW w:type="dxa" w:w="1757"/>
           </w:tcPr>
           <w:p>
             <w:pPr>
@@ -5853,13 +6763,15 @@
         </w:tblBorders>
       </w:tblPr>
       <w:tblGrid>
-        <w:gridCol w:w="5270"/>
-        <w:gridCol w:w="5270"/>
+        <w:gridCol w:w="2635"/>
+        <w:gridCol w:w="2635"/>
+        <w:gridCol w:w="2635"/>
+        <w:gridCol w:w="2635"/>
       </w:tblGrid>
       <w:tr>
         <w:tc>
           <w:tcPr>
-            <w:tcW w:type="dxa" w:w="5270"/>
+            <w:tcW w:type="dxa" w:w="2635"/>
           </w:tcPr>
           <w:p>
             <w:pPr>
@@ -5879,7 +6791,7 @@
         </w:tc>
         <w:tc>
           <w:tcPr>
-            <w:tcW w:type="dxa" w:w="5270"/>
+            <w:tcW w:type="dxa" w:w="2635"/>
           </w:tcPr>
           <w:p>
             <w:pPr>
@@ -5893,8 +6805,39 @@
                 <w:color w:val="F0F7F2"/>
                 <w:sz w:val="26"/>
               </w:rPr>
-              <w:t xml:space="preserve">had left him </w:t>
-            </w:r>
+              <w:t>had left</w:t>
+            </w:r>
+          </w:p>
+        </w:tc>
+        <w:tc>
+          <w:tcPr>
+            <w:tcW w:type="dxa" w:w="2635"/>
+          </w:tcPr>
+          <w:p>
+            <w:pPr>
+              <w:spacing w:after="0"/>
+              <w:jc w:val="center"/>
+            </w:pPr>
+            <w:r>
+              <w:rPr>
+                <w:rFonts w:ascii="Calibri" w:hAnsi="Calibri" w:eastAsia="微软雅黑"/>
+                <w:b w:val="0"/>
+                <w:color w:val="F0F7F2"/>
+                <w:sz w:val="26"/>
+              </w:rPr>
+              <w:t>him</w:t>
+            </w:r>
+          </w:p>
+        </w:tc>
+        <w:tc>
+          <w:tcPr>
+            <w:tcW w:type="dxa" w:w="2635"/>
+          </w:tcPr>
+          <w:p>
+            <w:pPr>
+              <w:spacing w:after="0"/>
+              <w:jc w:val="center"/>
+            </w:pPr>
             <w:r>
               <w:rPr>
                 <w:rFonts w:ascii="Calibri" w:hAnsi="Calibri" w:eastAsia="微软雅黑"/>
@@ -5937,7 +6880,7 @@
       <w:tr>
         <w:tc>
           <w:tcPr>
-            <w:tcW w:type="dxa" w:w="5270"/>
+            <w:tcW w:type="dxa" w:w="2635"/>
           </w:tcPr>
           <w:p>
             <w:pPr>
@@ -5957,7 +6900,7 @@
         </w:tc>
         <w:tc>
           <w:tcPr>
-            <w:tcW w:type="dxa" w:w="5270"/>
+            <w:tcW w:type="dxa" w:w="2635"/>
           </w:tcPr>
           <w:p>
             <w:pPr>
@@ -5971,8 +6914,19 @@
                 <w:color w:val="AAC4B6"/>
                 <w:sz w:val="21"/>
               </w:rPr>
-              <w:t>偏偏让他</w:t>
-            </w:r>
+              <w:t>偏偏让</w:t>
+            </w:r>
+          </w:p>
+        </w:tc>
+        <w:tc>
+          <w:tcPr>
+            <w:tcW w:type="dxa" w:w="2635"/>
+          </w:tcPr>
+          <w:p>
+            <w:pPr>
+              <w:spacing w:after="0"/>
+              <w:jc w:val="center"/>
+            </w:pPr>
             <w:r>
               <w:rPr>
                 <w:rFonts w:ascii="Calibri" w:hAnsi="Calibri" w:eastAsia="微软雅黑"/>
@@ -5980,8 +6934,19 @@
                 <w:color w:val="AAC4B6"/>
                 <w:sz w:val="21"/>
               </w:rPr>
-              <w:t xml:space="preserve"> </w:t>
-            </w:r>
+              <w:t>他</w:t>
+            </w:r>
+          </w:p>
+        </w:tc>
+        <w:tc>
+          <w:tcPr>
+            <w:tcW w:type="dxa" w:w="2635"/>
+          </w:tcPr>
+          <w:p>
+            <w:pPr>
+              <w:spacing w:after="0"/>
+              <w:jc w:val="center"/>
+            </w:pPr>
             <w:r>
               <w:rPr>
                 <w:rFonts w:ascii="Calibri" w:hAnsi="Calibri" w:eastAsia="微软雅黑"/>
